--- a/项目协议/上位机协议1.docx
+++ b/项目协议/上位机协议1.docx
@@ -22,7 +22,7 @@
     </w:p>
     <w:p>
       <w:pPr>
-        <w:pStyle w:val="29"/>
+        <w:pStyle w:val="31"/>
         <w:numPr>
           <w:ilvl w:val="0"/>
           <w:numId w:val="1"/>
@@ -44,7 +44,7 @@
     </w:p>
     <w:p>
       <w:pPr>
-        <w:pStyle w:val="29"/>
+        <w:pStyle w:val="31"/>
         <w:ind w:left="480"/>
         <w:rPr>
           <w:rFonts w:hint="eastAsia" w:ascii="宋体" w:hAnsi="宋体" w:eastAsia="宋体"/>
@@ -63,7 +63,7 @@
     </w:p>
     <w:p>
       <w:pPr>
-        <w:pStyle w:val="29"/>
+        <w:pStyle w:val="31"/>
         <w:numPr>
           <w:ilvl w:val="0"/>
           <w:numId w:val="1"/>
@@ -85,7 +85,7 @@
     </w:p>
     <w:tbl>
       <w:tblPr>
-        <w:tblStyle w:val="14"/>
+        <w:tblStyle w:val="16"/>
         <w:tblW w:w="7312" w:type="dxa"/>
         <w:tblInd w:w="480" w:type="dxa"/>
         <w:tblBorders>
@@ -121,12 +121,6 @@
             <w:insideH w:val="single" w:color="auto" w:sz="4" w:space="0"/>
             <w:insideV w:val="single" w:color="auto" w:sz="4" w:space="0"/>
           </w:tblBorders>
-          <w:tblCellMar>
-            <w:top w:w="0" w:type="dxa"/>
-            <w:left w:w="108" w:type="dxa"/>
-            <w:bottom w:w="0" w:type="dxa"/>
-            <w:right w:w="108" w:type="dxa"/>
-          </w:tblCellMar>
         </w:tblPrEx>
         <w:tc>
           <w:tcPr>
@@ -134,7 +128,7 @@
           </w:tcPr>
           <w:p>
             <w:pPr>
-              <w:pStyle w:val="29"/>
+              <w:pStyle w:val="31"/>
               <w:ind w:left="0"/>
               <w:rPr>
                 <w:rFonts w:hint="eastAsia" w:ascii="宋体" w:hAnsi="宋体" w:eastAsia="宋体"/>
@@ -158,7 +152,7 @@
           </w:tcPr>
           <w:p>
             <w:pPr>
-              <w:pStyle w:val="29"/>
+              <w:pStyle w:val="31"/>
               <w:ind w:left="0"/>
               <w:rPr>
                 <w:rFonts w:hint="eastAsia" w:ascii="宋体" w:hAnsi="宋体" w:eastAsia="宋体"/>
@@ -182,7 +176,7 @@
           </w:tcPr>
           <w:p>
             <w:pPr>
-              <w:pStyle w:val="29"/>
+              <w:pStyle w:val="31"/>
               <w:ind w:left="0"/>
               <w:rPr>
                 <w:rFonts w:hint="eastAsia" w:ascii="宋体" w:hAnsi="宋体" w:eastAsia="宋体"/>
@@ -206,7 +200,7 @@
           </w:tcPr>
           <w:p>
             <w:pPr>
-              <w:pStyle w:val="29"/>
+              <w:pStyle w:val="31"/>
               <w:ind w:left="0"/>
               <w:rPr>
                 <w:rFonts w:hint="eastAsia" w:ascii="宋体" w:hAnsi="宋体" w:eastAsia="宋体"/>
@@ -230,7 +224,7 @@
           </w:tcPr>
           <w:p>
             <w:pPr>
-              <w:pStyle w:val="29"/>
+              <w:pStyle w:val="31"/>
               <w:ind w:left="0"/>
               <w:rPr>
                 <w:rFonts w:hint="eastAsia" w:ascii="宋体" w:hAnsi="宋体" w:eastAsia="宋体"/>
@@ -272,7 +266,7 @@
           </w:tcPr>
           <w:p>
             <w:pPr>
-              <w:pStyle w:val="29"/>
+              <w:pStyle w:val="31"/>
               <w:ind w:left="0"/>
               <w:rPr>
                 <w:rFonts w:hint="eastAsia" w:ascii="宋体" w:hAnsi="宋体" w:eastAsia="宋体"/>
@@ -296,7 +290,7 @@
           </w:tcPr>
           <w:p>
             <w:pPr>
-              <w:pStyle w:val="29"/>
+              <w:pStyle w:val="31"/>
               <w:ind w:left="0"/>
               <w:rPr>
                 <w:rFonts w:hint="eastAsia" w:ascii="宋体" w:hAnsi="宋体" w:eastAsia="宋体"/>
@@ -320,7 +314,7 @@
           </w:tcPr>
           <w:p>
             <w:pPr>
-              <w:pStyle w:val="29"/>
+              <w:pStyle w:val="31"/>
               <w:ind w:left="0"/>
               <w:rPr>
                 <w:rFonts w:hint="eastAsia" w:ascii="宋体" w:hAnsi="宋体" w:eastAsia="宋体"/>
@@ -339,7 +333,7 @@
           </w:p>
           <w:p>
             <w:pPr>
-              <w:pStyle w:val="29"/>
+              <w:pStyle w:val="31"/>
               <w:ind w:left="0"/>
               <w:rPr>
                 <w:rFonts w:hint="eastAsia" w:ascii="宋体" w:hAnsi="宋体" w:eastAsia="宋体"/>
@@ -363,7 +357,7 @@
           </w:tcPr>
           <w:p>
             <w:pPr>
-              <w:pStyle w:val="29"/>
+              <w:pStyle w:val="31"/>
               <w:ind w:left="0"/>
               <w:rPr>
                 <w:rFonts w:hint="eastAsia" w:ascii="宋体" w:hAnsi="宋体" w:eastAsia="宋体"/>
@@ -387,7 +381,7 @@
           </w:tcPr>
           <w:p>
             <w:pPr>
-              <w:pStyle w:val="29"/>
+              <w:pStyle w:val="31"/>
               <w:ind w:left="0"/>
               <w:rPr>
                 <w:rFonts w:hint="eastAsia" w:ascii="宋体" w:hAnsi="宋体" w:eastAsia="宋体"/>
@@ -409,7 +403,7 @@
     </w:tbl>
     <w:p>
       <w:pPr>
-        <w:pStyle w:val="29"/>
+        <w:pStyle w:val="31"/>
         <w:ind w:left="480"/>
         <w:rPr>
           <w:rFonts w:hint="eastAsia" w:ascii="宋体" w:hAnsi="宋体" w:eastAsia="宋体"/>
@@ -444,7 +438,7 @@
     </w:p>
     <w:p>
       <w:pPr>
-        <w:pStyle w:val="29"/>
+        <w:pStyle w:val="31"/>
         <w:ind w:left="480"/>
         <w:rPr>
           <w:rFonts w:hint="eastAsia" w:ascii="宋体" w:hAnsi="宋体" w:eastAsia="宋体"/>
@@ -568,7 +562,7 @@
     </w:p>
     <w:p>
       <w:pPr>
-        <w:pStyle w:val="29"/>
+        <w:pStyle w:val="31"/>
         <w:ind w:left="480"/>
         <w:rPr>
           <w:rFonts w:hint="eastAsia" w:ascii="宋体" w:hAnsi="宋体" w:eastAsia="宋体"/>
@@ -632,6 +626,46 @@
           <w:lang w:val="en-US" w:eastAsia="zh-CN"/>
         </w:rPr>
         <w:t>6</w:t>
+      </w:r>
+      <w:r>
+        <w:rPr>
+          <w:rFonts w:hint="eastAsia" w:ascii="宋体" w:hAnsi="宋体" w:eastAsia="宋体"/>
+          <w:sz w:val="24"/>
+          <w:szCs w:val="24"/>
+        </w:rPr>
+        <w:t xml:space="preserve"> </w:t>
+      </w:r>
+      <w:r>
+        <w:rPr>
+          <w:rFonts w:ascii="宋体" w:hAnsi="宋体" w:eastAsia="宋体"/>
+          <w:sz w:val="24"/>
+          <w:szCs w:val="24"/>
+        </w:rPr>
+        <w:t>83 10</w:t>
+      </w:r>
+      <w:r>
+        <w:rPr>
+          <w:rFonts w:hint="eastAsia" w:ascii="宋体" w:hAnsi="宋体" w:eastAsia="宋体"/>
+          <w:sz w:val="24"/>
+          <w:szCs w:val="24"/>
+        </w:rPr>
+        <w:t xml:space="preserve"> </w:t>
+      </w:r>
+      <w:r>
+        <w:rPr>
+          <w:rFonts w:ascii="宋体" w:hAnsi="宋体" w:eastAsia="宋体"/>
+          <w:sz w:val="24"/>
+          <w:szCs w:val="24"/>
+        </w:rPr>
+        <w:t>00 01</w:t>
+      </w:r>
+      <w:r>
+        <w:rPr>
+          <w:rFonts w:hint="eastAsia" w:ascii="宋体" w:hAnsi="宋体" w:eastAsia="宋体"/>
+          <w:sz w:val="24"/>
+          <w:szCs w:val="24"/>
+        </w:rPr>
+        <w:t xml:space="preserve"> CRCL C</w:t>
       </w:r>
       <w:bookmarkStart w:id="0" w:name="_GoBack"/>
       <w:bookmarkEnd w:id="0"/>
@@ -641,44 +675,12 @@
           <w:sz w:val="24"/>
           <w:szCs w:val="24"/>
         </w:rPr>
-        <w:t xml:space="preserve"> </w:t>
-      </w:r>
-      <w:r>
-        <w:rPr>
-          <w:rFonts w:ascii="宋体" w:hAnsi="宋体" w:eastAsia="宋体"/>
-          <w:sz w:val="24"/>
-          <w:szCs w:val="24"/>
-        </w:rPr>
-        <w:t>83 10</w:t>
-      </w:r>
-      <w:r>
-        <w:rPr>
-          <w:rFonts w:hint="eastAsia" w:ascii="宋体" w:hAnsi="宋体" w:eastAsia="宋体"/>
-          <w:sz w:val="24"/>
-          <w:szCs w:val="24"/>
-        </w:rPr>
-        <w:t xml:space="preserve"> </w:t>
-      </w:r>
-      <w:r>
-        <w:rPr>
-          <w:rFonts w:ascii="宋体" w:hAnsi="宋体" w:eastAsia="宋体"/>
-          <w:sz w:val="24"/>
-          <w:szCs w:val="24"/>
-        </w:rPr>
-        <w:t>00 01</w:t>
-      </w:r>
-      <w:r>
-        <w:rPr>
-          <w:rFonts w:hint="eastAsia" w:ascii="宋体" w:hAnsi="宋体" w:eastAsia="宋体"/>
-          <w:sz w:val="24"/>
-          <w:szCs w:val="24"/>
-        </w:rPr>
-        <w:t xml:space="preserve"> CRCL CRCH </w:t>
+        <w:t xml:space="preserve">RCH </w:t>
       </w:r>
     </w:p>
     <w:p>
       <w:pPr>
-        <w:pStyle w:val="29"/>
+        <w:pStyle w:val="31"/>
         <w:ind w:left="480"/>
         <w:rPr>
           <w:rFonts w:hint="eastAsia" w:ascii="宋体" w:hAnsi="宋体" w:eastAsia="宋体"/>
@@ -697,7 +699,7 @@
     </w:p>
     <w:tbl>
       <w:tblPr>
-        <w:tblStyle w:val="14"/>
+        <w:tblStyle w:val="16"/>
         <w:tblW w:w="0" w:type="auto"/>
         <w:tblInd w:w="480" w:type="dxa"/>
         <w:tblBorders>
@@ -745,7 +747,7 @@
           </w:tcPr>
           <w:p>
             <w:pPr>
-              <w:pStyle w:val="29"/>
+              <w:pStyle w:val="31"/>
               <w:ind w:left="0"/>
               <w:rPr>
                 <w:rFonts w:hint="eastAsia" w:ascii="宋体" w:hAnsi="宋体" w:eastAsia="宋体"/>
@@ -769,7 +771,7 @@
           </w:tcPr>
           <w:p>
             <w:pPr>
-              <w:pStyle w:val="29"/>
+              <w:pStyle w:val="31"/>
               <w:ind w:left="0"/>
               <w:rPr>
                 <w:rFonts w:hint="eastAsia" w:ascii="宋体" w:hAnsi="宋体" w:eastAsia="宋体"/>
@@ -793,7 +795,7 @@
           </w:tcPr>
           <w:p>
             <w:pPr>
-              <w:pStyle w:val="29"/>
+              <w:pStyle w:val="31"/>
               <w:ind w:left="0"/>
               <w:rPr>
                 <w:rFonts w:hint="eastAsia" w:ascii="宋体" w:hAnsi="宋体" w:eastAsia="宋体"/>
@@ -817,7 +819,7 @@
           </w:tcPr>
           <w:p>
             <w:pPr>
-              <w:pStyle w:val="29"/>
+              <w:pStyle w:val="31"/>
               <w:ind w:left="0"/>
               <w:rPr>
                 <w:rFonts w:hint="eastAsia" w:ascii="宋体" w:hAnsi="宋体" w:eastAsia="宋体"/>
@@ -859,7 +861,7 @@
           </w:tcPr>
           <w:p>
             <w:pPr>
-              <w:pStyle w:val="29"/>
+              <w:pStyle w:val="31"/>
               <w:ind w:left="0"/>
               <w:rPr>
                 <w:rFonts w:hint="eastAsia" w:ascii="宋体" w:hAnsi="宋体" w:eastAsia="宋体"/>
@@ -883,7 +885,7 @@
           </w:tcPr>
           <w:p>
             <w:pPr>
-              <w:pStyle w:val="29"/>
+              <w:pStyle w:val="31"/>
               <w:ind w:left="0"/>
               <w:rPr>
                 <w:rFonts w:hint="eastAsia" w:ascii="宋体" w:hAnsi="宋体" w:eastAsia="宋体"/>
@@ -907,7 +909,7 @@
           </w:tcPr>
           <w:p>
             <w:pPr>
-              <w:pStyle w:val="29"/>
+              <w:pStyle w:val="31"/>
               <w:ind w:left="0"/>
               <w:rPr>
                 <w:rFonts w:hint="eastAsia" w:ascii="宋体" w:hAnsi="宋体" w:eastAsia="宋体"/>
@@ -931,7 +933,7 @@
           </w:tcPr>
           <w:p>
             <w:pPr>
-              <w:pStyle w:val="29"/>
+              <w:pStyle w:val="31"/>
               <w:ind w:left="0"/>
               <w:rPr>
                 <w:rFonts w:hint="eastAsia" w:ascii="宋体" w:hAnsi="宋体" w:eastAsia="宋体"/>
@@ -965,7 +967,7 @@
           </w:tcPr>
           <w:p>
             <w:pPr>
-              <w:pStyle w:val="29"/>
+              <w:pStyle w:val="31"/>
               <w:ind w:left="0"/>
               <w:rPr>
                 <w:rFonts w:hint="eastAsia" w:ascii="宋体" w:hAnsi="宋体" w:eastAsia="宋体"/>
@@ -989,7 +991,7 @@
           </w:tcPr>
           <w:p>
             <w:pPr>
-              <w:pStyle w:val="29"/>
+              <w:pStyle w:val="31"/>
               <w:ind w:left="0"/>
               <w:rPr>
                 <w:rFonts w:hint="eastAsia" w:ascii="宋体" w:hAnsi="宋体" w:eastAsia="宋体"/>
@@ -1013,7 +1015,7 @@
           </w:tcPr>
           <w:p>
             <w:pPr>
-              <w:pStyle w:val="29"/>
+              <w:pStyle w:val="31"/>
               <w:ind w:left="0"/>
               <w:rPr>
                 <w:rFonts w:hint="eastAsia" w:ascii="宋体" w:hAnsi="宋体" w:eastAsia="宋体"/>
@@ -1037,7 +1039,7 @@
           </w:tcPr>
           <w:p>
             <w:pPr>
-              <w:pStyle w:val="29"/>
+              <w:pStyle w:val="31"/>
               <w:ind w:left="0"/>
               <w:rPr>
                 <w:rFonts w:hint="eastAsia" w:ascii="宋体" w:hAnsi="宋体" w:eastAsia="宋体"/>
@@ -1071,7 +1073,7 @@
           </w:tcPr>
           <w:p>
             <w:pPr>
-              <w:pStyle w:val="29"/>
+              <w:pStyle w:val="31"/>
               <w:ind w:left="0"/>
               <w:rPr>
                 <w:rFonts w:hint="eastAsia" w:ascii="宋体" w:hAnsi="宋体" w:eastAsia="宋体"/>
@@ -1095,7 +1097,7 @@
           </w:tcPr>
           <w:p>
             <w:pPr>
-              <w:pStyle w:val="29"/>
+              <w:pStyle w:val="31"/>
               <w:ind w:left="0"/>
               <w:rPr>
                 <w:rFonts w:hint="eastAsia" w:ascii="宋体" w:hAnsi="宋体" w:eastAsia="宋体"/>
@@ -1119,7 +1121,7 @@
           </w:tcPr>
           <w:p>
             <w:pPr>
-              <w:pStyle w:val="29"/>
+              <w:pStyle w:val="31"/>
               <w:ind w:left="0"/>
               <w:rPr>
                 <w:rFonts w:hint="eastAsia" w:ascii="宋体" w:hAnsi="宋体" w:eastAsia="宋体"/>
@@ -1143,7 +1145,7 @@
           </w:tcPr>
           <w:p>
             <w:pPr>
-              <w:pStyle w:val="29"/>
+              <w:pStyle w:val="31"/>
               <w:ind w:left="0"/>
               <w:rPr>
                 <w:rFonts w:hint="eastAsia" w:ascii="宋体" w:hAnsi="宋体" w:eastAsia="宋体"/>
@@ -1185,7 +1187,7 @@
           </w:tcPr>
           <w:p>
             <w:pPr>
-              <w:pStyle w:val="29"/>
+              <w:pStyle w:val="31"/>
               <w:ind w:left="0"/>
               <w:rPr>
                 <w:rFonts w:hint="eastAsia" w:ascii="宋体" w:hAnsi="宋体" w:eastAsia="宋体"/>
@@ -1209,7 +1211,7 @@
           </w:tcPr>
           <w:p>
             <w:pPr>
-              <w:pStyle w:val="29"/>
+              <w:pStyle w:val="31"/>
               <w:ind w:left="0"/>
               <w:rPr>
                 <w:rFonts w:hint="eastAsia" w:ascii="宋体" w:hAnsi="宋体" w:eastAsia="宋体"/>
@@ -1233,7 +1235,7 @@
           </w:tcPr>
           <w:p>
             <w:pPr>
-              <w:pStyle w:val="29"/>
+              <w:pStyle w:val="31"/>
               <w:ind w:left="0"/>
               <w:rPr>
                 <w:rFonts w:hint="eastAsia" w:ascii="宋体" w:hAnsi="宋体" w:eastAsia="宋体"/>
@@ -1257,7 +1259,7 @@
           </w:tcPr>
           <w:p>
             <w:pPr>
-              <w:pStyle w:val="29"/>
+              <w:pStyle w:val="31"/>
               <w:ind w:left="0"/>
               <w:rPr>
                 <w:rFonts w:hint="eastAsia" w:ascii="宋体" w:hAnsi="宋体" w:eastAsia="宋体"/>
@@ -1299,7 +1301,7 @@
           </w:tcPr>
           <w:p>
             <w:pPr>
-              <w:pStyle w:val="29"/>
+              <w:pStyle w:val="31"/>
               <w:ind w:left="0"/>
               <w:rPr>
                 <w:rFonts w:hint="eastAsia" w:ascii="宋体" w:hAnsi="宋体" w:eastAsia="宋体"/>
@@ -1323,7 +1325,7 @@
           </w:tcPr>
           <w:p>
             <w:pPr>
-              <w:pStyle w:val="29"/>
+              <w:pStyle w:val="31"/>
               <w:ind w:left="0"/>
               <w:rPr>
                 <w:rFonts w:hint="eastAsia" w:ascii="宋体" w:hAnsi="宋体" w:eastAsia="宋体"/>
@@ -1347,7 +1349,7 @@
           </w:tcPr>
           <w:p>
             <w:pPr>
-              <w:pStyle w:val="29"/>
+              <w:pStyle w:val="31"/>
               <w:ind w:left="0"/>
               <w:rPr>
                 <w:rFonts w:hint="eastAsia" w:ascii="宋体" w:hAnsi="宋体" w:eastAsia="宋体"/>
@@ -1371,7 +1373,7 @@
           </w:tcPr>
           <w:p>
             <w:pPr>
-              <w:pStyle w:val="29"/>
+              <w:pStyle w:val="31"/>
               <w:ind w:left="0"/>
               <w:rPr>
                 <w:rFonts w:hint="eastAsia" w:ascii="宋体" w:hAnsi="宋体" w:eastAsia="宋体"/>
@@ -1413,7 +1415,7 @@
           </w:tcPr>
           <w:p>
             <w:pPr>
-              <w:pStyle w:val="29"/>
+              <w:pStyle w:val="31"/>
               <w:ind w:left="0"/>
               <w:rPr>
                 <w:rFonts w:hint="eastAsia" w:ascii="宋体" w:hAnsi="宋体" w:eastAsia="宋体"/>
@@ -1437,7 +1439,7 @@
           </w:tcPr>
           <w:p>
             <w:pPr>
-              <w:pStyle w:val="29"/>
+              <w:pStyle w:val="31"/>
               <w:ind w:left="0"/>
               <w:rPr>
                 <w:rFonts w:hint="eastAsia" w:ascii="宋体" w:hAnsi="宋体" w:eastAsia="宋体"/>
@@ -1461,7 +1463,7 @@
           </w:tcPr>
           <w:p>
             <w:pPr>
-              <w:pStyle w:val="29"/>
+              <w:pStyle w:val="31"/>
               <w:ind w:left="0"/>
               <w:rPr>
                 <w:rFonts w:hint="eastAsia" w:ascii="宋体" w:hAnsi="宋体" w:eastAsia="宋体"/>
@@ -1485,7 +1487,7 @@
           </w:tcPr>
           <w:p>
             <w:pPr>
-              <w:pStyle w:val="29"/>
+              <w:pStyle w:val="31"/>
               <w:ind w:left="0"/>
               <w:rPr>
                 <w:rFonts w:hint="eastAsia" w:ascii="宋体" w:hAnsi="宋体" w:eastAsia="宋体"/>
@@ -1527,7 +1529,7 @@
           </w:tcPr>
           <w:p>
             <w:pPr>
-              <w:pStyle w:val="29"/>
+              <w:pStyle w:val="31"/>
               <w:ind w:left="0"/>
               <w:rPr>
                 <w:rFonts w:hint="eastAsia" w:ascii="宋体" w:hAnsi="宋体" w:eastAsia="宋体"/>
@@ -1551,7 +1553,7 @@
           </w:tcPr>
           <w:p>
             <w:pPr>
-              <w:pStyle w:val="29"/>
+              <w:pStyle w:val="31"/>
               <w:ind w:left="0"/>
               <w:rPr>
                 <w:rFonts w:hint="eastAsia" w:ascii="宋体" w:hAnsi="宋体" w:eastAsia="宋体"/>
@@ -1575,7 +1577,7 @@
           </w:tcPr>
           <w:p>
             <w:pPr>
-              <w:pStyle w:val="29"/>
+              <w:pStyle w:val="31"/>
               <w:ind w:left="0"/>
               <w:rPr>
                 <w:rFonts w:hint="eastAsia" w:ascii="宋体" w:hAnsi="宋体" w:eastAsia="宋体"/>
@@ -1599,7 +1601,7 @@
           </w:tcPr>
           <w:p>
             <w:pPr>
-              <w:pStyle w:val="29"/>
+              <w:pStyle w:val="31"/>
               <w:ind w:left="0"/>
               <w:rPr>
                 <w:rFonts w:hint="eastAsia" w:ascii="宋体" w:hAnsi="宋体" w:eastAsia="宋体"/>
@@ -1641,7 +1643,7 @@
           </w:tcPr>
           <w:p>
             <w:pPr>
-              <w:pStyle w:val="29"/>
+              <w:pStyle w:val="31"/>
               <w:ind w:left="0"/>
               <w:rPr>
                 <w:rFonts w:hint="eastAsia" w:ascii="宋体" w:hAnsi="宋体" w:eastAsia="宋体"/>
@@ -1665,7 +1667,7 @@
           </w:tcPr>
           <w:p>
             <w:pPr>
-              <w:pStyle w:val="29"/>
+              <w:pStyle w:val="31"/>
               <w:ind w:left="0"/>
               <w:rPr>
                 <w:rFonts w:hint="eastAsia" w:ascii="宋体" w:hAnsi="宋体" w:eastAsia="宋体"/>
@@ -1689,7 +1691,7 @@
           </w:tcPr>
           <w:p>
             <w:pPr>
-              <w:pStyle w:val="29"/>
+              <w:pStyle w:val="31"/>
               <w:ind w:left="0"/>
               <w:rPr>
                 <w:rFonts w:hint="eastAsia" w:ascii="宋体" w:hAnsi="宋体" w:eastAsia="宋体"/>
@@ -1713,7 +1715,7 @@
           </w:tcPr>
           <w:p>
             <w:pPr>
-              <w:pStyle w:val="29"/>
+              <w:pStyle w:val="31"/>
               <w:ind w:left="0"/>
               <w:rPr>
                 <w:rFonts w:hint="eastAsia" w:ascii="宋体" w:hAnsi="宋体" w:eastAsia="宋体"/>
@@ -1755,7 +1757,7 @@
           </w:tcPr>
           <w:p>
             <w:pPr>
-              <w:pStyle w:val="29"/>
+              <w:pStyle w:val="31"/>
               <w:ind w:left="0"/>
               <w:rPr>
                 <w:rFonts w:hint="eastAsia" w:ascii="宋体" w:hAnsi="宋体" w:eastAsia="宋体"/>
@@ -1779,7 +1781,7 @@
           </w:tcPr>
           <w:p>
             <w:pPr>
-              <w:pStyle w:val="29"/>
+              <w:pStyle w:val="31"/>
               <w:ind w:left="0"/>
               <w:rPr>
                 <w:rFonts w:hint="eastAsia" w:ascii="宋体" w:hAnsi="宋体" w:eastAsia="宋体"/>
@@ -1803,7 +1805,7 @@
           </w:tcPr>
           <w:p>
             <w:pPr>
-              <w:pStyle w:val="29"/>
+              <w:pStyle w:val="31"/>
               <w:ind w:left="0"/>
               <w:rPr>
                 <w:rFonts w:hint="eastAsia" w:ascii="宋体" w:hAnsi="宋体" w:eastAsia="宋体"/>
@@ -1827,7 +1829,7 @@
           </w:tcPr>
           <w:p>
             <w:pPr>
-              <w:pStyle w:val="29"/>
+              <w:pStyle w:val="31"/>
               <w:ind w:left="0"/>
               <w:rPr>
                 <w:rFonts w:hint="eastAsia" w:ascii="宋体" w:hAnsi="宋体" w:eastAsia="宋体"/>
@@ -1869,7 +1871,7 @@
           </w:tcPr>
           <w:p>
             <w:pPr>
-              <w:pStyle w:val="29"/>
+              <w:pStyle w:val="31"/>
               <w:ind w:left="0"/>
               <w:rPr>
                 <w:rFonts w:hint="eastAsia" w:ascii="宋体" w:hAnsi="宋体" w:eastAsia="宋体"/>
@@ -1893,7 +1895,7 @@
           </w:tcPr>
           <w:p>
             <w:pPr>
-              <w:pStyle w:val="29"/>
+              <w:pStyle w:val="31"/>
               <w:ind w:left="0"/>
               <w:rPr>
                 <w:rFonts w:hint="eastAsia" w:ascii="宋体" w:hAnsi="宋体" w:eastAsia="宋体"/>
@@ -1917,7 +1919,7 @@
           </w:tcPr>
           <w:p>
             <w:pPr>
-              <w:pStyle w:val="29"/>
+              <w:pStyle w:val="31"/>
               <w:ind w:left="0"/>
               <w:rPr>
                 <w:rFonts w:hint="eastAsia" w:ascii="宋体" w:hAnsi="宋体" w:eastAsia="宋体"/>
@@ -1941,7 +1943,7 @@
           </w:tcPr>
           <w:p>
             <w:pPr>
-              <w:pStyle w:val="29"/>
+              <w:pStyle w:val="31"/>
               <w:ind w:left="0"/>
               <w:rPr>
                 <w:rFonts w:hint="eastAsia" w:ascii="宋体" w:hAnsi="宋体" w:eastAsia="宋体"/>
@@ -1983,55 +1985,55 @@
           </w:tcPr>
           <w:p>
             <w:pPr>
-              <w:pStyle w:val="29"/>
-              <w:ind w:left="0"/>
-              <w:rPr>
-                <w:rFonts w:hint="eastAsia" w:ascii="宋体" w:hAnsi="宋体" w:eastAsia="宋体"/>
-                <w:sz w:val="24"/>
-                <w:szCs w:val="24"/>
-              </w:rPr>
-            </w:pPr>
-          </w:p>
-        </w:tc>
-        <w:tc>
-          <w:tcPr>
-            <w:tcW w:w="1954" w:type="dxa"/>
-          </w:tcPr>
-          <w:p>
-            <w:pPr>
-              <w:pStyle w:val="29"/>
-              <w:ind w:left="0"/>
-              <w:rPr>
-                <w:rFonts w:hint="eastAsia" w:ascii="宋体" w:hAnsi="宋体" w:eastAsia="宋体"/>
-                <w:sz w:val="24"/>
-                <w:szCs w:val="24"/>
-              </w:rPr>
-            </w:pPr>
-          </w:p>
-        </w:tc>
-        <w:tc>
-          <w:tcPr>
-            <w:tcW w:w="1954" w:type="dxa"/>
-          </w:tcPr>
-          <w:p>
-            <w:pPr>
-              <w:pStyle w:val="29"/>
-              <w:ind w:left="0"/>
-              <w:rPr>
-                <w:rFonts w:hint="eastAsia" w:ascii="宋体" w:hAnsi="宋体" w:eastAsia="宋体"/>
-                <w:sz w:val="24"/>
-                <w:szCs w:val="24"/>
-              </w:rPr>
-            </w:pPr>
-          </w:p>
-        </w:tc>
-        <w:tc>
-          <w:tcPr>
-            <w:tcW w:w="1954" w:type="dxa"/>
-          </w:tcPr>
-          <w:p>
-            <w:pPr>
-              <w:pStyle w:val="29"/>
+              <w:pStyle w:val="31"/>
+              <w:ind w:left="0"/>
+              <w:rPr>
+                <w:rFonts w:hint="eastAsia" w:ascii="宋体" w:hAnsi="宋体" w:eastAsia="宋体"/>
+                <w:sz w:val="24"/>
+                <w:szCs w:val="24"/>
+              </w:rPr>
+            </w:pPr>
+          </w:p>
+        </w:tc>
+        <w:tc>
+          <w:tcPr>
+            <w:tcW w:w="1954" w:type="dxa"/>
+          </w:tcPr>
+          <w:p>
+            <w:pPr>
+              <w:pStyle w:val="31"/>
+              <w:ind w:left="0"/>
+              <w:rPr>
+                <w:rFonts w:hint="eastAsia" w:ascii="宋体" w:hAnsi="宋体" w:eastAsia="宋体"/>
+                <w:sz w:val="24"/>
+                <w:szCs w:val="24"/>
+              </w:rPr>
+            </w:pPr>
+          </w:p>
+        </w:tc>
+        <w:tc>
+          <w:tcPr>
+            <w:tcW w:w="1954" w:type="dxa"/>
+          </w:tcPr>
+          <w:p>
+            <w:pPr>
+              <w:pStyle w:val="31"/>
+              <w:ind w:left="0"/>
+              <w:rPr>
+                <w:rFonts w:hint="eastAsia" w:ascii="宋体" w:hAnsi="宋体" w:eastAsia="宋体"/>
+                <w:sz w:val="24"/>
+                <w:szCs w:val="24"/>
+              </w:rPr>
+            </w:pPr>
+          </w:p>
+        </w:tc>
+        <w:tc>
+          <w:tcPr>
+            <w:tcW w:w="1954" w:type="dxa"/>
+          </w:tcPr>
+          <w:p>
+            <w:pPr>
+              <w:pStyle w:val="31"/>
               <w:ind w:left="0"/>
               <w:rPr>
                 <w:rFonts w:hint="eastAsia" w:ascii="宋体" w:hAnsi="宋体" w:eastAsia="宋体"/>
@@ -2065,55 +2067,55 @@
           </w:tcPr>
           <w:p>
             <w:pPr>
-              <w:pStyle w:val="29"/>
-              <w:ind w:left="0"/>
-              <w:rPr>
-                <w:rFonts w:hint="eastAsia" w:ascii="宋体" w:hAnsi="宋体" w:eastAsia="宋体"/>
-                <w:sz w:val="24"/>
-                <w:szCs w:val="24"/>
-              </w:rPr>
-            </w:pPr>
-          </w:p>
-        </w:tc>
-        <w:tc>
-          <w:tcPr>
-            <w:tcW w:w="1954" w:type="dxa"/>
-          </w:tcPr>
-          <w:p>
-            <w:pPr>
-              <w:pStyle w:val="29"/>
-              <w:ind w:left="0"/>
-              <w:rPr>
-                <w:rFonts w:hint="eastAsia" w:ascii="宋体" w:hAnsi="宋体" w:eastAsia="宋体"/>
-                <w:sz w:val="24"/>
-                <w:szCs w:val="24"/>
-              </w:rPr>
-            </w:pPr>
-          </w:p>
-        </w:tc>
-        <w:tc>
-          <w:tcPr>
-            <w:tcW w:w="1954" w:type="dxa"/>
-          </w:tcPr>
-          <w:p>
-            <w:pPr>
-              <w:pStyle w:val="29"/>
-              <w:ind w:left="0"/>
-              <w:rPr>
-                <w:rFonts w:hint="eastAsia" w:ascii="宋体" w:hAnsi="宋体" w:eastAsia="宋体"/>
-                <w:sz w:val="24"/>
-                <w:szCs w:val="24"/>
-              </w:rPr>
-            </w:pPr>
-          </w:p>
-        </w:tc>
-        <w:tc>
-          <w:tcPr>
-            <w:tcW w:w="1954" w:type="dxa"/>
-          </w:tcPr>
-          <w:p>
-            <w:pPr>
-              <w:pStyle w:val="29"/>
+              <w:pStyle w:val="31"/>
+              <w:ind w:left="0"/>
+              <w:rPr>
+                <w:rFonts w:hint="eastAsia" w:ascii="宋体" w:hAnsi="宋体" w:eastAsia="宋体"/>
+                <w:sz w:val="24"/>
+                <w:szCs w:val="24"/>
+              </w:rPr>
+            </w:pPr>
+          </w:p>
+        </w:tc>
+        <w:tc>
+          <w:tcPr>
+            <w:tcW w:w="1954" w:type="dxa"/>
+          </w:tcPr>
+          <w:p>
+            <w:pPr>
+              <w:pStyle w:val="31"/>
+              <w:ind w:left="0"/>
+              <w:rPr>
+                <w:rFonts w:hint="eastAsia" w:ascii="宋体" w:hAnsi="宋体" w:eastAsia="宋体"/>
+                <w:sz w:val="24"/>
+                <w:szCs w:val="24"/>
+              </w:rPr>
+            </w:pPr>
+          </w:p>
+        </w:tc>
+        <w:tc>
+          <w:tcPr>
+            <w:tcW w:w="1954" w:type="dxa"/>
+          </w:tcPr>
+          <w:p>
+            <w:pPr>
+              <w:pStyle w:val="31"/>
+              <w:ind w:left="0"/>
+              <w:rPr>
+                <w:rFonts w:hint="eastAsia" w:ascii="宋体" w:hAnsi="宋体" w:eastAsia="宋体"/>
+                <w:sz w:val="24"/>
+                <w:szCs w:val="24"/>
+              </w:rPr>
+            </w:pPr>
+          </w:p>
+        </w:tc>
+        <w:tc>
+          <w:tcPr>
+            <w:tcW w:w="1954" w:type="dxa"/>
+          </w:tcPr>
+          <w:p>
+            <w:pPr>
+              <w:pStyle w:val="31"/>
               <w:ind w:left="0"/>
               <w:rPr>
                 <w:rFonts w:hint="eastAsia" w:ascii="宋体" w:hAnsi="宋体" w:eastAsia="宋体"/>
@@ -2147,7 +2149,7 @@
           </w:tcPr>
           <w:p>
             <w:pPr>
-              <w:pStyle w:val="29"/>
+              <w:pStyle w:val="31"/>
               <w:ind w:left="0"/>
               <w:rPr>
                 <w:rFonts w:hint="eastAsia" w:ascii="宋体" w:hAnsi="宋体" w:eastAsia="宋体"/>
@@ -2171,7 +2173,7 @@
           </w:tcPr>
           <w:p>
             <w:pPr>
-              <w:pStyle w:val="29"/>
+              <w:pStyle w:val="31"/>
               <w:ind w:left="0"/>
               <w:rPr>
                 <w:rFonts w:hint="eastAsia" w:ascii="宋体" w:hAnsi="宋体" w:eastAsia="宋体"/>
@@ -2195,7 +2197,7 @@
           </w:tcPr>
           <w:p>
             <w:pPr>
-              <w:pStyle w:val="29"/>
+              <w:pStyle w:val="31"/>
               <w:ind w:left="0"/>
               <w:rPr>
                 <w:rFonts w:hint="eastAsia" w:ascii="宋体" w:hAnsi="宋体" w:eastAsia="宋体"/>
@@ -2219,7 +2221,7 @@
           </w:tcPr>
           <w:p>
             <w:pPr>
-              <w:pStyle w:val="29"/>
+              <w:pStyle w:val="31"/>
               <w:ind w:left="0"/>
               <w:rPr>
                 <w:rFonts w:hint="eastAsia" w:ascii="宋体" w:hAnsi="宋体" w:eastAsia="宋体"/>
@@ -2253,7 +2255,7 @@
           </w:tcPr>
           <w:p>
             <w:pPr>
-              <w:pStyle w:val="29"/>
+              <w:pStyle w:val="31"/>
               <w:ind w:left="0"/>
               <w:rPr>
                 <w:rFonts w:hint="eastAsia" w:ascii="宋体" w:hAnsi="宋体" w:eastAsia="宋体"/>
@@ -2277,7 +2279,7 @@
           </w:tcPr>
           <w:p>
             <w:pPr>
-              <w:pStyle w:val="29"/>
+              <w:pStyle w:val="31"/>
               <w:ind w:left="0"/>
               <w:rPr>
                 <w:rFonts w:hint="eastAsia" w:ascii="宋体" w:hAnsi="宋体" w:eastAsia="宋体"/>
@@ -2301,7 +2303,7 @@
           </w:tcPr>
           <w:p>
             <w:pPr>
-              <w:pStyle w:val="29"/>
+              <w:pStyle w:val="31"/>
               <w:ind w:left="0"/>
               <w:rPr>
                 <w:rFonts w:hint="eastAsia" w:ascii="宋体" w:hAnsi="宋体" w:eastAsia="宋体"/>
@@ -2325,7 +2327,7 @@
           </w:tcPr>
           <w:p>
             <w:pPr>
-              <w:pStyle w:val="29"/>
+              <w:pStyle w:val="31"/>
               <w:ind w:left="0"/>
               <w:rPr>
                 <w:rFonts w:hint="eastAsia" w:ascii="宋体" w:hAnsi="宋体" w:eastAsia="宋体"/>
@@ -2359,7 +2361,7 @@
           </w:tcPr>
           <w:p>
             <w:pPr>
-              <w:pStyle w:val="29"/>
+              <w:pStyle w:val="31"/>
               <w:ind w:left="0"/>
               <w:rPr>
                 <w:rFonts w:hint="eastAsia" w:ascii="宋体" w:hAnsi="宋体" w:eastAsia="宋体"/>
@@ -2383,7 +2385,7 @@
           </w:tcPr>
           <w:p>
             <w:pPr>
-              <w:pStyle w:val="29"/>
+              <w:pStyle w:val="31"/>
               <w:ind w:left="0"/>
               <w:rPr>
                 <w:rFonts w:hint="eastAsia" w:ascii="宋体" w:hAnsi="宋体" w:eastAsia="宋体"/>
@@ -2407,7 +2409,7 @@
           </w:tcPr>
           <w:p>
             <w:pPr>
-              <w:pStyle w:val="29"/>
+              <w:pStyle w:val="31"/>
               <w:ind w:left="0"/>
               <w:rPr>
                 <w:rFonts w:hint="eastAsia" w:ascii="宋体" w:hAnsi="宋体" w:eastAsia="宋体"/>
@@ -2431,7 +2433,7 @@
           </w:tcPr>
           <w:p>
             <w:pPr>
-              <w:pStyle w:val="29"/>
+              <w:pStyle w:val="31"/>
               <w:ind w:left="0"/>
               <w:rPr>
                 <w:rFonts w:hint="eastAsia" w:ascii="宋体" w:hAnsi="宋体" w:eastAsia="宋体"/>
@@ -2465,7 +2467,7 @@
           </w:tcPr>
           <w:p>
             <w:pPr>
-              <w:pStyle w:val="29"/>
+              <w:pStyle w:val="31"/>
               <w:ind w:left="0"/>
               <w:rPr>
                 <w:rFonts w:hint="eastAsia" w:ascii="宋体" w:hAnsi="宋体" w:eastAsia="宋体"/>
@@ -2489,7 +2491,7 @@
           </w:tcPr>
           <w:p>
             <w:pPr>
-              <w:pStyle w:val="29"/>
+              <w:pStyle w:val="31"/>
               <w:ind w:left="0"/>
               <w:rPr>
                 <w:rFonts w:hint="eastAsia" w:ascii="宋体" w:hAnsi="宋体" w:eastAsia="宋体"/>
@@ -2513,7 +2515,7 @@
           </w:tcPr>
           <w:p>
             <w:pPr>
-              <w:pStyle w:val="29"/>
+              <w:pStyle w:val="31"/>
               <w:ind w:left="0"/>
               <w:rPr>
                 <w:rFonts w:hint="eastAsia" w:ascii="宋体" w:hAnsi="宋体" w:eastAsia="宋体"/>
@@ -2537,7 +2539,7 @@
           </w:tcPr>
           <w:p>
             <w:pPr>
-              <w:pStyle w:val="29"/>
+              <w:pStyle w:val="31"/>
               <w:ind w:left="0"/>
               <w:rPr>
                 <w:rFonts w:hint="eastAsia" w:ascii="宋体" w:hAnsi="宋体" w:eastAsia="宋体"/>
@@ -2571,7 +2573,7 @@
           </w:tcPr>
           <w:p>
             <w:pPr>
-              <w:pStyle w:val="29"/>
+              <w:pStyle w:val="31"/>
               <w:ind w:left="0"/>
               <w:rPr>
                 <w:rFonts w:hint="eastAsia" w:ascii="宋体" w:hAnsi="宋体" w:eastAsia="宋体"/>
@@ -2595,7 +2597,7 @@
           </w:tcPr>
           <w:p>
             <w:pPr>
-              <w:pStyle w:val="29"/>
+              <w:pStyle w:val="31"/>
               <w:ind w:left="0"/>
               <w:rPr>
                 <w:rFonts w:hint="eastAsia" w:ascii="宋体" w:hAnsi="宋体" w:eastAsia="宋体"/>
@@ -2619,23 +2621,23 @@
           </w:tcPr>
           <w:p>
             <w:pPr>
-              <w:pStyle w:val="29"/>
-              <w:ind w:left="0"/>
-              <w:rPr>
-                <w:rFonts w:hint="eastAsia" w:ascii="宋体" w:hAnsi="宋体" w:eastAsia="宋体"/>
-                <w:sz w:val="24"/>
-                <w:szCs w:val="24"/>
-              </w:rPr>
-            </w:pPr>
-          </w:p>
-        </w:tc>
-        <w:tc>
-          <w:tcPr>
-            <w:tcW w:w="1954" w:type="dxa"/>
-          </w:tcPr>
-          <w:p>
-            <w:pPr>
-              <w:pStyle w:val="29"/>
+              <w:pStyle w:val="31"/>
+              <w:ind w:left="0"/>
+              <w:rPr>
+                <w:rFonts w:hint="eastAsia" w:ascii="宋体" w:hAnsi="宋体" w:eastAsia="宋体"/>
+                <w:sz w:val="24"/>
+                <w:szCs w:val="24"/>
+              </w:rPr>
+            </w:pPr>
+          </w:p>
+        </w:tc>
+        <w:tc>
+          <w:tcPr>
+            <w:tcW w:w="1954" w:type="dxa"/>
+          </w:tcPr>
+          <w:p>
+            <w:pPr>
+              <w:pStyle w:val="31"/>
               <w:ind w:left="0"/>
               <w:rPr>
                 <w:rFonts w:hint="eastAsia" w:ascii="宋体" w:hAnsi="宋体" w:eastAsia="宋体"/>
@@ -2669,7 +2671,7 @@
           </w:tcPr>
           <w:p>
             <w:pPr>
-              <w:pStyle w:val="29"/>
+              <w:pStyle w:val="31"/>
               <w:ind w:left="0"/>
               <w:rPr>
                 <w:rFonts w:hint="eastAsia" w:ascii="宋体" w:hAnsi="宋体" w:eastAsia="宋体"/>
@@ -2693,7 +2695,7 @@
           </w:tcPr>
           <w:p>
             <w:pPr>
-              <w:pStyle w:val="29"/>
+              <w:pStyle w:val="31"/>
               <w:ind w:left="0"/>
               <w:rPr>
                 <w:rFonts w:hint="eastAsia" w:ascii="宋体" w:hAnsi="宋体" w:eastAsia="宋体"/>
@@ -2717,7 +2719,7 @@
           </w:tcPr>
           <w:p>
             <w:pPr>
-              <w:pStyle w:val="29"/>
+              <w:pStyle w:val="31"/>
               <w:ind w:left="0"/>
               <w:rPr>
                 <w:rFonts w:hint="eastAsia" w:ascii="宋体" w:hAnsi="宋体" w:eastAsia="宋体"/>
@@ -2741,7 +2743,7 @@
           </w:tcPr>
           <w:p>
             <w:pPr>
-              <w:pStyle w:val="29"/>
+              <w:pStyle w:val="31"/>
               <w:ind w:left="0"/>
               <w:rPr>
                 <w:rFonts w:hint="eastAsia" w:ascii="宋体" w:hAnsi="宋体" w:eastAsia="宋体"/>
@@ -2775,7 +2777,7 @@
           </w:tcPr>
           <w:p>
             <w:pPr>
-              <w:pStyle w:val="29"/>
+              <w:pStyle w:val="31"/>
               <w:ind w:left="0"/>
               <w:rPr>
                 <w:rFonts w:hint="eastAsia" w:ascii="宋体" w:hAnsi="宋体" w:eastAsia="宋体"/>
@@ -2799,7 +2801,7 @@
           </w:tcPr>
           <w:p>
             <w:pPr>
-              <w:pStyle w:val="29"/>
+              <w:pStyle w:val="31"/>
               <w:ind w:left="0"/>
               <w:rPr>
                 <w:rFonts w:hint="eastAsia" w:ascii="宋体" w:hAnsi="宋体" w:eastAsia="宋体"/>
@@ -2823,7 +2825,7 @@
           </w:tcPr>
           <w:p>
             <w:pPr>
-              <w:pStyle w:val="29"/>
+              <w:pStyle w:val="31"/>
               <w:ind w:left="0"/>
               <w:rPr>
                 <w:rFonts w:hint="eastAsia" w:ascii="宋体" w:hAnsi="宋体" w:eastAsia="宋体"/>
@@ -2847,7 +2849,7 @@
           </w:tcPr>
           <w:p>
             <w:pPr>
-              <w:pStyle w:val="29"/>
+              <w:pStyle w:val="31"/>
               <w:ind w:left="0"/>
               <w:rPr>
                 <w:rFonts w:hint="eastAsia" w:ascii="宋体" w:hAnsi="宋体" w:eastAsia="宋体"/>
@@ -2881,7 +2883,7 @@
           </w:tcPr>
           <w:p>
             <w:pPr>
-              <w:pStyle w:val="29"/>
+              <w:pStyle w:val="31"/>
               <w:ind w:left="0"/>
               <w:rPr>
                 <w:rFonts w:hint="eastAsia" w:ascii="宋体" w:hAnsi="宋体" w:eastAsia="宋体"/>
@@ -2905,39 +2907,39 @@
           </w:tcPr>
           <w:p>
             <w:pPr>
-              <w:pStyle w:val="29"/>
-              <w:ind w:left="0"/>
-              <w:rPr>
-                <w:rFonts w:hint="eastAsia" w:ascii="宋体" w:hAnsi="宋体" w:eastAsia="宋体"/>
-                <w:sz w:val="24"/>
-                <w:szCs w:val="24"/>
-              </w:rPr>
-            </w:pPr>
-          </w:p>
-        </w:tc>
-        <w:tc>
-          <w:tcPr>
-            <w:tcW w:w="1954" w:type="dxa"/>
-          </w:tcPr>
-          <w:p>
-            <w:pPr>
-              <w:pStyle w:val="29"/>
-              <w:ind w:left="0"/>
-              <w:rPr>
-                <w:rFonts w:hint="eastAsia" w:ascii="宋体" w:hAnsi="宋体" w:eastAsia="宋体"/>
-                <w:sz w:val="24"/>
-                <w:szCs w:val="24"/>
-              </w:rPr>
-            </w:pPr>
-          </w:p>
-        </w:tc>
-        <w:tc>
-          <w:tcPr>
-            <w:tcW w:w="1954" w:type="dxa"/>
-          </w:tcPr>
-          <w:p>
-            <w:pPr>
-              <w:pStyle w:val="29"/>
+              <w:pStyle w:val="31"/>
+              <w:ind w:left="0"/>
+              <w:rPr>
+                <w:rFonts w:hint="eastAsia" w:ascii="宋体" w:hAnsi="宋体" w:eastAsia="宋体"/>
+                <w:sz w:val="24"/>
+                <w:szCs w:val="24"/>
+              </w:rPr>
+            </w:pPr>
+          </w:p>
+        </w:tc>
+        <w:tc>
+          <w:tcPr>
+            <w:tcW w:w="1954" w:type="dxa"/>
+          </w:tcPr>
+          <w:p>
+            <w:pPr>
+              <w:pStyle w:val="31"/>
+              <w:ind w:left="0"/>
+              <w:rPr>
+                <w:rFonts w:hint="eastAsia" w:ascii="宋体" w:hAnsi="宋体" w:eastAsia="宋体"/>
+                <w:sz w:val="24"/>
+                <w:szCs w:val="24"/>
+              </w:rPr>
+            </w:pPr>
+          </w:p>
+        </w:tc>
+        <w:tc>
+          <w:tcPr>
+            <w:tcW w:w="1954" w:type="dxa"/>
+          </w:tcPr>
+          <w:p>
+            <w:pPr>
+              <w:pStyle w:val="31"/>
               <w:ind w:left="0"/>
               <w:rPr>
                 <w:rFonts w:hint="eastAsia" w:ascii="宋体" w:hAnsi="宋体" w:eastAsia="宋体"/>
@@ -2951,7 +2953,7 @@
     </w:tbl>
     <w:p>
       <w:pPr>
-        <w:pStyle w:val="29"/>
+        <w:pStyle w:val="31"/>
         <w:ind w:left="480"/>
         <w:rPr>
           <w:rFonts w:hint="eastAsia" w:ascii="宋体" w:hAnsi="宋体" w:eastAsia="宋体"/>
@@ -2962,7 +2964,7 @@
     </w:p>
     <w:p>
       <w:pPr>
-        <w:pStyle w:val="29"/>
+        <w:pStyle w:val="31"/>
         <w:ind w:left="480"/>
         <w:rPr>
           <w:rFonts w:hint="eastAsia" w:ascii="宋体" w:hAnsi="宋体" w:eastAsia="宋体"/>
@@ -2981,7 +2983,7 @@
     </w:p>
     <w:tbl>
       <w:tblPr>
-        <w:tblStyle w:val="14"/>
+        <w:tblStyle w:val="16"/>
         <w:tblW w:w="0" w:type="auto"/>
         <w:tblInd w:w="480" w:type="dxa"/>
         <w:tblBorders>
@@ -3029,7 +3031,7 @@
           </w:tcPr>
           <w:p>
             <w:pPr>
-              <w:pStyle w:val="29"/>
+              <w:pStyle w:val="31"/>
               <w:ind w:left="0"/>
               <w:rPr>
                 <w:rFonts w:hint="eastAsia" w:ascii="宋体" w:hAnsi="宋体" w:eastAsia="宋体"/>
@@ -3053,7 +3055,7 @@
           </w:tcPr>
           <w:p>
             <w:pPr>
-              <w:pStyle w:val="29"/>
+              <w:pStyle w:val="31"/>
               <w:ind w:left="0"/>
               <w:rPr>
                 <w:rFonts w:hint="eastAsia" w:ascii="宋体" w:hAnsi="宋体" w:eastAsia="宋体"/>
@@ -3077,7 +3079,7 @@
           </w:tcPr>
           <w:p>
             <w:pPr>
-              <w:pStyle w:val="29"/>
+              <w:pStyle w:val="31"/>
               <w:ind w:left="0"/>
               <w:rPr>
                 <w:rFonts w:hint="eastAsia" w:ascii="宋体" w:hAnsi="宋体" w:eastAsia="宋体"/>
@@ -3101,7 +3103,7 @@
           </w:tcPr>
           <w:p>
             <w:pPr>
-              <w:pStyle w:val="29"/>
+              <w:pStyle w:val="31"/>
               <w:ind w:left="0"/>
               <w:rPr>
                 <w:rFonts w:hint="eastAsia" w:ascii="宋体" w:hAnsi="宋体" w:eastAsia="宋体"/>
@@ -3143,7 +3145,7 @@
           </w:tcPr>
           <w:p>
             <w:pPr>
-              <w:pStyle w:val="29"/>
+              <w:pStyle w:val="31"/>
               <w:ind w:left="0"/>
               <w:rPr>
                 <w:rFonts w:hint="eastAsia" w:ascii="宋体" w:hAnsi="宋体" w:eastAsia="宋体"/>
@@ -3167,7 +3169,7 @@
           </w:tcPr>
           <w:p>
             <w:pPr>
-              <w:pStyle w:val="29"/>
+              <w:pStyle w:val="31"/>
               <w:ind w:left="0"/>
               <w:rPr>
                 <w:rFonts w:hint="eastAsia" w:ascii="宋体" w:hAnsi="宋体" w:eastAsia="宋体"/>
@@ -3191,7 +3193,7 @@
           </w:tcPr>
           <w:p>
             <w:pPr>
-              <w:pStyle w:val="29"/>
+              <w:pStyle w:val="31"/>
               <w:ind w:left="0"/>
               <w:rPr>
                 <w:rFonts w:hint="eastAsia" w:ascii="宋体" w:hAnsi="宋体" w:eastAsia="宋体"/>
@@ -3215,7 +3217,7 @@
           </w:tcPr>
           <w:p>
             <w:pPr>
-              <w:pStyle w:val="29"/>
+              <w:pStyle w:val="31"/>
               <w:ind w:left="0"/>
               <w:rPr>
                 <w:rFonts w:hint="eastAsia" w:ascii="宋体" w:hAnsi="宋体" w:eastAsia="宋体"/>
@@ -3249,7 +3251,7 @@
           </w:tcPr>
           <w:p>
             <w:pPr>
-              <w:pStyle w:val="29"/>
+              <w:pStyle w:val="31"/>
               <w:ind w:left="0"/>
               <w:rPr>
                 <w:rFonts w:hint="eastAsia" w:ascii="宋体" w:hAnsi="宋体" w:eastAsia="宋体"/>
@@ -3273,7 +3275,7 @@
           </w:tcPr>
           <w:p>
             <w:pPr>
-              <w:pStyle w:val="29"/>
+              <w:pStyle w:val="31"/>
               <w:ind w:left="0"/>
               <w:rPr>
                 <w:rFonts w:hint="eastAsia" w:ascii="宋体" w:hAnsi="宋体" w:eastAsia="宋体"/>
@@ -3297,7 +3299,7 @@
           </w:tcPr>
           <w:p>
             <w:pPr>
-              <w:pStyle w:val="29"/>
+              <w:pStyle w:val="31"/>
               <w:ind w:left="0"/>
               <w:rPr>
                 <w:rFonts w:hint="eastAsia" w:ascii="宋体" w:hAnsi="宋体" w:eastAsia="宋体"/>
@@ -3321,7 +3323,7 @@
           </w:tcPr>
           <w:p>
             <w:pPr>
-              <w:pStyle w:val="29"/>
+              <w:pStyle w:val="31"/>
               <w:ind w:left="0"/>
               <w:rPr>
                 <w:rFonts w:hint="eastAsia" w:ascii="宋体" w:hAnsi="宋体" w:eastAsia="宋体"/>
@@ -3355,7 +3357,7 @@
           </w:tcPr>
           <w:p>
             <w:pPr>
-              <w:pStyle w:val="29"/>
+              <w:pStyle w:val="31"/>
               <w:ind w:left="0"/>
               <w:rPr>
                 <w:rFonts w:hint="eastAsia" w:ascii="宋体" w:hAnsi="宋体" w:eastAsia="宋体"/>
@@ -3379,7 +3381,7 @@
           </w:tcPr>
           <w:p>
             <w:pPr>
-              <w:pStyle w:val="29"/>
+              <w:pStyle w:val="31"/>
               <w:ind w:left="0"/>
               <w:rPr>
                 <w:rFonts w:hint="eastAsia" w:ascii="宋体" w:hAnsi="宋体" w:eastAsia="宋体"/>
@@ -3403,7 +3405,7 @@
           </w:tcPr>
           <w:p>
             <w:pPr>
-              <w:pStyle w:val="29"/>
+              <w:pStyle w:val="31"/>
               <w:ind w:left="0"/>
               <w:rPr>
                 <w:rFonts w:hint="eastAsia" w:ascii="宋体" w:hAnsi="宋体" w:eastAsia="宋体"/>
@@ -3427,7 +3429,7 @@
           </w:tcPr>
           <w:p>
             <w:pPr>
-              <w:pStyle w:val="29"/>
+              <w:pStyle w:val="31"/>
               <w:ind w:left="0"/>
               <w:rPr>
                 <w:rFonts w:hint="eastAsia" w:ascii="宋体" w:hAnsi="宋体" w:eastAsia="宋体"/>
@@ -3461,7 +3463,7 @@
           </w:tcPr>
           <w:p>
             <w:pPr>
-              <w:pStyle w:val="29"/>
+              <w:pStyle w:val="31"/>
               <w:ind w:left="0"/>
               <w:rPr>
                 <w:rFonts w:hint="eastAsia" w:ascii="宋体" w:hAnsi="宋体" w:eastAsia="宋体"/>
@@ -3485,7 +3487,7 @@
           </w:tcPr>
           <w:p>
             <w:pPr>
-              <w:pStyle w:val="29"/>
+              <w:pStyle w:val="31"/>
               <w:ind w:left="0"/>
               <w:rPr>
                 <w:rFonts w:hint="eastAsia" w:ascii="宋体" w:hAnsi="宋体" w:eastAsia="宋体"/>
@@ -3509,7 +3511,7 @@
           </w:tcPr>
           <w:p>
             <w:pPr>
-              <w:pStyle w:val="29"/>
+              <w:pStyle w:val="31"/>
               <w:ind w:left="0"/>
               <w:rPr>
                 <w:rFonts w:hint="eastAsia" w:ascii="宋体" w:hAnsi="宋体" w:eastAsia="宋体"/>
@@ -3533,7 +3535,7 @@
           </w:tcPr>
           <w:p>
             <w:pPr>
-              <w:pStyle w:val="29"/>
+              <w:pStyle w:val="31"/>
               <w:ind w:left="0"/>
               <w:rPr>
                 <w:rFonts w:hint="eastAsia" w:ascii="宋体" w:hAnsi="宋体" w:eastAsia="宋体"/>
@@ -3547,10 +3549,10 @@
     </w:tbl>
     <w:p>
       <w:pPr>
-        <w:pStyle w:val="29"/>
+        <w:pStyle w:val="31"/>
         <w:ind w:left="480"/>
         <w:rPr>
-          <w:rFonts w:ascii="宋体" w:hAnsi="宋体" w:eastAsia="宋体"/>
+          <w:rFonts w:hint="eastAsia" w:ascii="宋体" w:hAnsi="宋体" w:eastAsia="宋体"/>
           <w:sz w:val="24"/>
           <w:szCs w:val="24"/>
         </w:rPr>
@@ -3558,7 +3560,7 @@
     </w:p>
     <w:p>
       <w:pPr>
-        <w:pStyle w:val="29"/>
+        <w:pStyle w:val="31"/>
         <w:ind w:left="480"/>
         <w:rPr>
           <w:rFonts w:hint="eastAsia" w:ascii="宋体" w:hAnsi="宋体" w:eastAsia="宋体"/>
@@ -3577,7 +3579,7 @@
     </w:p>
     <w:tbl>
       <w:tblPr>
-        <w:tblStyle w:val="14"/>
+        <w:tblStyle w:val="16"/>
         <w:tblW w:w="0" w:type="auto"/>
         <w:tblInd w:w="480" w:type="dxa"/>
         <w:tblBorders>
@@ -3625,7 +3627,7 @@
           </w:tcPr>
           <w:p>
             <w:pPr>
-              <w:pStyle w:val="29"/>
+              <w:pStyle w:val="31"/>
               <w:ind w:left="0"/>
               <w:rPr>
                 <w:rFonts w:hint="eastAsia" w:ascii="宋体" w:hAnsi="宋体" w:eastAsia="宋体"/>
@@ -3649,7 +3651,7 @@
           </w:tcPr>
           <w:p>
             <w:pPr>
-              <w:pStyle w:val="29"/>
+              <w:pStyle w:val="31"/>
               <w:ind w:left="0"/>
               <w:rPr>
                 <w:rFonts w:hint="eastAsia" w:ascii="宋体" w:hAnsi="宋体" w:eastAsia="宋体"/>
@@ -3673,7 +3675,7 @@
           </w:tcPr>
           <w:p>
             <w:pPr>
-              <w:pStyle w:val="29"/>
+              <w:pStyle w:val="31"/>
               <w:ind w:left="0"/>
               <w:rPr>
                 <w:rFonts w:hint="eastAsia" w:ascii="宋体" w:hAnsi="宋体" w:eastAsia="宋体"/>
@@ -3697,7 +3699,7 @@
           </w:tcPr>
           <w:p>
             <w:pPr>
-              <w:pStyle w:val="29"/>
+              <w:pStyle w:val="31"/>
               <w:ind w:left="0"/>
               <w:rPr>
                 <w:rFonts w:hint="eastAsia" w:ascii="宋体" w:hAnsi="宋体" w:eastAsia="宋体"/>
@@ -3739,7 +3741,7 @@
           </w:tcPr>
           <w:p>
             <w:pPr>
-              <w:pStyle w:val="29"/>
+              <w:pStyle w:val="31"/>
               <w:ind w:left="0"/>
               <w:rPr>
                 <w:rFonts w:hint="eastAsia" w:ascii="宋体" w:hAnsi="宋体" w:eastAsia="宋体"/>
@@ -3763,7 +3765,7 @@
           </w:tcPr>
           <w:p>
             <w:pPr>
-              <w:pStyle w:val="29"/>
+              <w:pStyle w:val="31"/>
               <w:ind w:left="0"/>
               <w:rPr>
                 <w:rFonts w:hint="eastAsia" w:ascii="宋体" w:hAnsi="宋体" w:eastAsia="宋体"/>
@@ -3787,7 +3789,7 @@
           </w:tcPr>
           <w:p>
             <w:pPr>
-              <w:pStyle w:val="29"/>
+              <w:pStyle w:val="31"/>
               <w:ind w:left="0"/>
               <w:rPr>
                 <w:rFonts w:hint="eastAsia" w:ascii="宋体" w:hAnsi="宋体" w:eastAsia="宋体"/>
@@ -3811,7 +3813,7 @@
           </w:tcPr>
           <w:p>
             <w:pPr>
-              <w:pStyle w:val="29"/>
+              <w:pStyle w:val="31"/>
               <w:ind w:left="0"/>
               <w:rPr>
                 <w:rFonts w:hint="eastAsia" w:ascii="宋体" w:hAnsi="宋体" w:eastAsia="宋体"/>
@@ -3845,7 +3847,7 @@
           </w:tcPr>
           <w:p>
             <w:pPr>
-              <w:pStyle w:val="29"/>
+              <w:pStyle w:val="31"/>
               <w:ind w:left="0"/>
               <w:rPr>
                 <w:rFonts w:hint="eastAsia" w:ascii="宋体" w:hAnsi="宋体" w:eastAsia="宋体"/>
@@ -3869,7 +3871,7 @@
           </w:tcPr>
           <w:p>
             <w:pPr>
-              <w:pStyle w:val="29"/>
+              <w:pStyle w:val="31"/>
               <w:ind w:left="0"/>
               <w:rPr>
                 <w:rFonts w:hint="eastAsia" w:ascii="宋体" w:hAnsi="宋体" w:eastAsia="宋体"/>
@@ -3893,7 +3895,7 @@
           </w:tcPr>
           <w:p>
             <w:pPr>
-              <w:pStyle w:val="29"/>
+              <w:pStyle w:val="31"/>
               <w:ind w:left="0"/>
               <w:rPr>
                 <w:rFonts w:hint="eastAsia" w:ascii="宋体" w:hAnsi="宋体" w:eastAsia="宋体"/>
@@ -3917,7 +3919,7 @@
           </w:tcPr>
           <w:p>
             <w:pPr>
-              <w:pStyle w:val="29"/>
+              <w:pStyle w:val="31"/>
               <w:ind w:left="0"/>
               <w:rPr>
                 <w:rFonts w:hint="eastAsia" w:ascii="宋体" w:hAnsi="宋体" w:eastAsia="宋体"/>
@@ -3951,7 +3953,7 @@
           </w:tcPr>
           <w:p>
             <w:pPr>
-              <w:pStyle w:val="29"/>
+              <w:pStyle w:val="31"/>
               <w:ind w:left="0"/>
               <w:rPr>
                 <w:rFonts w:hint="eastAsia" w:ascii="宋体" w:hAnsi="宋体" w:eastAsia="宋体"/>
@@ -3975,7 +3977,7 @@
           </w:tcPr>
           <w:p>
             <w:pPr>
-              <w:pStyle w:val="29"/>
+              <w:pStyle w:val="31"/>
               <w:ind w:left="0"/>
               <w:rPr>
                 <w:rFonts w:hint="eastAsia" w:ascii="宋体" w:hAnsi="宋体" w:eastAsia="宋体"/>
@@ -3999,7 +4001,7 @@
           </w:tcPr>
           <w:p>
             <w:pPr>
-              <w:pStyle w:val="29"/>
+              <w:pStyle w:val="31"/>
               <w:ind w:left="0"/>
               <w:rPr>
                 <w:rFonts w:hint="eastAsia" w:ascii="宋体" w:hAnsi="宋体" w:eastAsia="宋体"/>
@@ -4023,7 +4025,7 @@
           </w:tcPr>
           <w:p>
             <w:pPr>
-              <w:pStyle w:val="29"/>
+              <w:pStyle w:val="31"/>
               <w:ind w:left="0"/>
               <w:rPr>
                 <w:rFonts w:hint="eastAsia" w:ascii="宋体" w:hAnsi="宋体" w:eastAsia="宋体"/>
@@ -4057,7 +4059,7 @@
           </w:tcPr>
           <w:p>
             <w:pPr>
-              <w:pStyle w:val="29"/>
+              <w:pStyle w:val="31"/>
               <w:ind w:left="0"/>
               <w:rPr>
                 <w:rFonts w:hint="eastAsia" w:ascii="宋体" w:hAnsi="宋体" w:eastAsia="宋体"/>
@@ -4081,7 +4083,7 @@
           </w:tcPr>
           <w:p>
             <w:pPr>
-              <w:pStyle w:val="29"/>
+              <w:pStyle w:val="31"/>
               <w:ind w:left="0"/>
               <w:rPr>
                 <w:rFonts w:hint="eastAsia" w:ascii="宋体" w:hAnsi="宋体" w:eastAsia="宋体"/>
@@ -4105,7 +4107,7 @@
           </w:tcPr>
           <w:p>
             <w:pPr>
-              <w:pStyle w:val="29"/>
+              <w:pStyle w:val="31"/>
               <w:ind w:left="0"/>
               <w:rPr>
                 <w:rFonts w:hint="eastAsia" w:ascii="宋体" w:hAnsi="宋体" w:eastAsia="宋体"/>
@@ -4129,7 +4131,7 @@
           </w:tcPr>
           <w:p>
             <w:pPr>
-              <w:pStyle w:val="29"/>
+              <w:pStyle w:val="31"/>
               <w:ind w:left="0"/>
               <w:rPr>
                 <w:rFonts w:hint="eastAsia" w:ascii="宋体" w:hAnsi="宋体" w:eastAsia="宋体"/>
@@ -4163,7 +4165,7 @@
           </w:tcPr>
           <w:p>
             <w:pPr>
-              <w:pStyle w:val="29"/>
+              <w:pStyle w:val="31"/>
               <w:ind w:left="0"/>
               <w:rPr>
                 <w:rFonts w:hint="eastAsia" w:ascii="宋体" w:hAnsi="宋体" w:eastAsia="宋体"/>
@@ -4187,7 +4189,7 @@
           </w:tcPr>
           <w:p>
             <w:pPr>
-              <w:pStyle w:val="29"/>
+              <w:pStyle w:val="31"/>
               <w:ind w:left="0"/>
               <w:rPr>
                 <w:rFonts w:hint="eastAsia" w:ascii="宋体" w:hAnsi="宋体" w:eastAsia="宋体"/>
@@ -4211,7 +4213,7 @@
           </w:tcPr>
           <w:p>
             <w:pPr>
-              <w:pStyle w:val="29"/>
+              <w:pStyle w:val="31"/>
               <w:ind w:left="0"/>
               <w:rPr>
                 <w:rFonts w:hint="eastAsia" w:ascii="宋体" w:hAnsi="宋体" w:eastAsia="宋体"/>
@@ -4235,7 +4237,7 @@
           </w:tcPr>
           <w:p>
             <w:pPr>
-              <w:pStyle w:val="29"/>
+              <w:pStyle w:val="31"/>
               <w:ind w:left="0"/>
               <w:rPr>
                 <w:rFonts w:hint="eastAsia" w:ascii="宋体" w:hAnsi="宋体" w:eastAsia="宋体"/>
@@ -4269,7 +4271,7 @@
           </w:tcPr>
           <w:p>
             <w:pPr>
-              <w:pStyle w:val="29"/>
+              <w:pStyle w:val="31"/>
               <w:ind w:left="0"/>
               <w:rPr>
                 <w:rFonts w:hint="eastAsia" w:ascii="宋体" w:hAnsi="宋体" w:eastAsia="宋体"/>
@@ -4293,7 +4295,7 @@
           </w:tcPr>
           <w:p>
             <w:pPr>
-              <w:pStyle w:val="29"/>
+              <w:pStyle w:val="31"/>
               <w:ind w:left="0"/>
               <w:rPr>
                 <w:rFonts w:hint="eastAsia" w:ascii="宋体" w:hAnsi="宋体" w:eastAsia="宋体"/>
@@ -4317,7 +4319,7 @@
           </w:tcPr>
           <w:p>
             <w:pPr>
-              <w:pStyle w:val="29"/>
+              <w:pStyle w:val="31"/>
               <w:ind w:left="0"/>
               <w:rPr>
                 <w:rFonts w:hint="eastAsia" w:ascii="宋体" w:hAnsi="宋体" w:eastAsia="宋体"/>
@@ -4341,7 +4343,7 @@
           </w:tcPr>
           <w:p>
             <w:pPr>
-              <w:pStyle w:val="29"/>
+              <w:pStyle w:val="31"/>
               <w:ind w:left="0"/>
               <w:rPr>
                 <w:rFonts w:hint="eastAsia" w:ascii="宋体" w:hAnsi="宋体" w:eastAsia="宋体"/>
@@ -4375,7 +4377,7 @@
           </w:tcPr>
           <w:p>
             <w:pPr>
-              <w:pStyle w:val="29"/>
+              <w:pStyle w:val="31"/>
               <w:ind w:left="0"/>
               <w:rPr>
                 <w:rFonts w:hint="eastAsia" w:ascii="宋体" w:hAnsi="宋体" w:eastAsia="宋体"/>
@@ -4399,7 +4401,7 @@
           </w:tcPr>
           <w:p>
             <w:pPr>
-              <w:pStyle w:val="29"/>
+              <w:pStyle w:val="31"/>
               <w:ind w:left="0"/>
               <w:rPr>
                 <w:rFonts w:hint="eastAsia" w:ascii="宋体" w:hAnsi="宋体" w:eastAsia="宋体"/>
@@ -4423,7 +4425,7 @@
           </w:tcPr>
           <w:p>
             <w:pPr>
-              <w:pStyle w:val="29"/>
+              <w:pStyle w:val="31"/>
               <w:ind w:left="0"/>
               <w:rPr>
                 <w:rFonts w:hint="eastAsia" w:ascii="宋体" w:hAnsi="宋体" w:eastAsia="宋体"/>
@@ -4447,7 +4449,7 @@
           </w:tcPr>
           <w:p>
             <w:pPr>
-              <w:pStyle w:val="29"/>
+              <w:pStyle w:val="31"/>
               <w:ind w:left="0"/>
               <w:rPr>
                 <w:rFonts w:hint="eastAsia" w:ascii="宋体" w:hAnsi="宋体" w:eastAsia="宋体"/>
@@ -4481,7 +4483,7 @@
           </w:tcPr>
           <w:p>
             <w:pPr>
-              <w:pStyle w:val="29"/>
+              <w:pStyle w:val="31"/>
               <w:ind w:left="0"/>
               <w:rPr>
                 <w:rFonts w:hint="eastAsia" w:ascii="宋体" w:hAnsi="宋体" w:eastAsia="宋体"/>
@@ -4505,7 +4507,7 @@
           </w:tcPr>
           <w:p>
             <w:pPr>
-              <w:pStyle w:val="29"/>
+              <w:pStyle w:val="31"/>
               <w:ind w:left="0"/>
               <w:rPr>
                 <w:rFonts w:hint="eastAsia" w:ascii="宋体" w:hAnsi="宋体" w:eastAsia="宋体"/>
@@ -4529,7 +4531,7 @@
           </w:tcPr>
           <w:p>
             <w:pPr>
-              <w:pStyle w:val="29"/>
+              <w:pStyle w:val="31"/>
               <w:ind w:left="0"/>
               <w:rPr>
                 <w:rFonts w:hint="eastAsia" w:ascii="宋体" w:hAnsi="宋体" w:eastAsia="宋体"/>
@@ -4553,7 +4555,7 @@
           </w:tcPr>
           <w:p>
             <w:pPr>
-              <w:pStyle w:val="29"/>
+              <w:pStyle w:val="31"/>
               <w:ind w:left="0"/>
               <w:rPr>
                 <w:rFonts w:hint="eastAsia" w:ascii="宋体" w:hAnsi="宋体" w:eastAsia="宋体"/>
@@ -4587,7 +4589,7 @@
           </w:tcPr>
           <w:p>
             <w:pPr>
-              <w:pStyle w:val="29"/>
+              <w:pStyle w:val="31"/>
               <w:ind w:left="0"/>
               <w:rPr>
                 <w:rFonts w:hint="eastAsia" w:ascii="宋体" w:hAnsi="宋体" w:eastAsia="宋体"/>
@@ -4611,7 +4613,7 @@
           </w:tcPr>
           <w:p>
             <w:pPr>
-              <w:pStyle w:val="29"/>
+              <w:pStyle w:val="31"/>
               <w:ind w:left="0"/>
               <w:rPr>
                 <w:rFonts w:hint="eastAsia" w:ascii="宋体" w:hAnsi="宋体" w:eastAsia="宋体"/>
@@ -4627,7 +4629,7 @@
           </w:tcPr>
           <w:p>
             <w:pPr>
-              <w:pStyle w:val="29"/>
+              <w:pStyle w:val="31"/>
               <w:ind w:left="0"/>
               <w:rPr>
                 <w:rFonts w:hint="eastAsia" w:ascii="宋体" w:hAnsi="宋体" w:eastAsia="宋体"/>
@@ -4643,7 +4645,7 @@
           </w:tcPr>
           <w:p>
             <w:pPr>
-              <w:pStyle w:val="29"/>
+              <w:pStyle w:val="31"/>
               <w:ind w:left="0"/>
               <w:rPr>
                 <w:rFonts w:hint="eastAsia" w:ascii="宋体" w:hAnsi="宋体" w:eastAsia="宋体"/>
@@ -4657,7 +4659,7 @@
     </w:tbl>
     <w:p>
       <w:pPr>
-        <w:pStyle w:val="29"/>
+        <w:pStyle w:val="31"/>
         <w:ind w:left="480"/>
         <w:rPr>
           <w:rFonts w:hint="eastAsia" w:ascii="宋体" w:hAnsi="宋体" w:eastAsia="宋体"/>
@@ -4668,7 +4670,1712 @@
     </w:p>
     <w:p>
       <w:pPr>
-        <w:pStyle w:val="29"/>
+        <w:pStyle w:val="31"/>
+        <w:ind w:left="480"/>
+        <w:rPr>
+          <w:rFonts w:hint="eastAsia" w:ascii="宋体" w:hAnsi="宋体" w:eastAsia="宋体"/>
+          <w:sz w:val="24"/>
+          <w:szCs w:val="24"/>
+        </w:rPr>
+      </w:pPr>
+      <w:r>
+        <w:rPr>
+          <w:rFonts w:hint="eastAsia" w:ascii="宋体" w:hAnsi="宋体" w:eastAsia="宋体"/>
+          <w:sz w:val="24"/>
+          <w:szCs w:val="24"/>
+        </w:rPr>
+        <w:t>电源上传继电器状态及充电模块状态到彩屏：</w:t>
+      </w:r>
+    </w:p>
+    <w:p>
+      <w:pPr>
+        <w:pStyle w:val="31"/>
+        <w:ind w:left="480"/>
+        <w:rPr>
+          <w:rFonts w:hint="eastAsia" w:ascii="宋体" w:hAnsi="宋体" w:eastAsia="宋体"/>
+          <w:sz w:val="24"/>
+          <w:szCs w:val="24"/>
+        </w:rPr>
+      </w:pPr>
+    </w:p>
+    <w:tbl>
+      <w:tblPr>
+        <w:tblStyle w:val="16"/>
+        <w:tblW w:w="0" w:type="auto"/>
+        <w:tblInd w:w="480" w:type="dxa"/>
+        <w:tblBorders>
+          <w:top w:val="single" w:color="auto" w:sz="4" w:space="0"/>
+          <w:left w:val="single" w:color="auto" w:sz="4" w:space="0"/>
+          <w:bottom w:val="single" w:color="auto" w:sz="4" w:space="0"/>
+          <w:right w:val="single" w:color="auto" w:sz="4" w:space="0"/>
+          <w:insideH w:val="single" w:color="auto" w:sz="4" w:space="0"/>
+          <w:insideV w:val="single" w:color="auto" w:sz="4" w:space="0"/>
+        </w:tblBorders>
+        <w:tblLayout w:type="autofit"/>
+        <w:tblCellMar>
+          <w:top w:w="0" w:type="dxa"/>
+          <w:left w:w="108" w:type="dxa"/>
+          <w:bottom w:w="0" w:type="dxa"/>
+          <w:right w:w="108" w:type="dxa"/>
+        </w:tblCellMar>
+      </w:tblPr>
+      <w:tblGrid>
+        <w:gridCol w:w="1954"/>
+        <w:gridCol w:w="2136"/>
+        <w:gridCol w:w="1954"/>
+        <w:gridCol w:w="1954"/>
+      </w:tblGrid>
+      <w:tr>
+        <w:tblPrEx>
+          <w:tblBorders>
+            <w:top w:val="single" w:color="auto" w:sz="4" w:space="0"/>
+            <w:left w:val="single" w:color="auto" w:sz="4" w:space="0"/>
+            <w:bottom w:val="single" w:color="auto" w:sz="4" w:space="0"/>
+            <w:right w:val="single" w:color="auto" w:sz="4" w:space="0"/>
+            <w:insideH w:val="single" w:color="auto" w:sz="4" w:space="0"/>
+            <w:insideV w:val="single" w:color="auto" w:sz="4" w:space="0"/>
+          </w:tblBorders>
+          <w:tblCellMar>
+            <w:top w:w="0" w:type="dxa"/>
+            <w:left w:w="108" w:type="dxa"/>
+            <w:bottom w:w="0" w:type="dxa"/>
+            <w:right w:w="108" w:type="dxa"/>
+          </w:tblCellMar>
+        </w:tblPrEx>
+        <w:tc>
+          <w:tcPr>
+            <w:tcW w:w="1954" w:type="dxa"/>
+          </w:tcPr>
+          <w:p>
+            <w:pPr>
+              <w:pStyle w:val="31"/>
+              <w:ind w:left="0"/>
+              <w:rPr>
+                <w:rFonts w:hint="eastAsia" w:ascii="宋体" w:hAnsi="宋体" w:eastAsia="宋体"/>
+                <w:sz w:val="24"/>
+                <w:szCs w:val="24"/>
+              </w:rPr>
+            </w:pPr>
+            <w:r>
+              <w:rPr>
+                <w:rFonts w:hint="eastAsia" w:ascii="宋体" w:hAnsi="宋体" w:eastAsia="宋体"/>
+                <w:sz w:val="24"/>
+                <w:szCs w:val="24"/>
+              </w:rPr>
+              <w:t>序号</w:t>
+            </w:r>
+          </w:p>
+        </w:tc>
+        <w:tc>
+          <w:tcPr>
+            <w:tcW w:w="1954" w:type="dxa"/>
+          </w:tcPr>
+          <w:p>
+            <w:pPr>
+              <w:pStyle w:val="31"/>
+              <w:ind w:left="0"/>
+              <w:rPr>
+                <w:rFonts w:hint="eastAsia" w:ascii="宋体" w:hAnsi="宋体" w:eastAsia="宋体"/>
+                <w:sz w:val="24"/>
+                <w:szCs w:val="24"/>
+              </w:rPr>
+            </w:pPr>
+            <w:r>
+              <w:rPr>
+                <w:rFonts w:hint="eastAsia" w:ascii="宋体" w:hAnsi="宋体" w:eastAsia="宋体"/>
+                <w:sz w:val="24"/>
+                <w:szCs w:val="24"/>
+              </w:rPr>
+              <w:t>内容</w:t>
+            </w:r>
+          </w:p>
+        </w:tc>
+        <w:tc>
+          <w:tcPr>
+            <w:tcW w:w="1954" w:type="dxa"/>
+          </w:tcPr>
+          <w:p>
+            <w:pPr>
+              <w:pStyle w:val="31"/>
+              <w:ind w:left="0"/>
+              <w:rPr>
+                <w:rFonts w:hint="eastAsia" w:ascii="宋体" w:hAnsi="宋体" w:eastAsia="宋体"/>
+                <w:sz w:val="24"/>
+                <w:szCs w:val="24"/>
+              </w:rPr>
+            </w:pPr>
+            <w:r>
+              <w:rPr>
+                <w:rFonts w:hint="eastAsia" w:ascii="宋体" w:hAnsi="宋体" w:eastAsia="宋体"/>
+                <w:sz w:val="24"/>
+                <w:szCs w:val="24"/>
+              </w:rPr>
+              <w:t>说明</w:t>
+            </w:r>
+          </w:p>
+        </w:tc>
+        <w:tc>
+          <w:tcPr>
+            <w:tcW w:w="1954" w:type="dxa"/>
+          </w:tcPr>
+          <w:p>
+            <w:pPr>
+              <w:pStyle w:val="31"/>
+              <w:ind w:left="0"/>
+              <w:rPr>
+                <w:rFonts w:hint="eastAsia" w:ascii="宋体" w:hAnsi="宋体" w:eastAsia="宋体"/>
+                <w:sz w:val="24"/>
+                <w:szCs w:val="24"/>
+              </w:rPr>
+            </w:pPr>
+            <w:r>
+              <w:rPr>
+                <w:rFonts w:hint="eastAsia" w:ascii="宋体" w:hAnsi="宋体" w:eastAsia="宋体"/>
+                <w:sz w:val="24"/>
+                <w:szCs w:val="24"/>
+              </w:rPr>
+              <w:t>备注</w:t>
+            </w:r>
+          </w:p>
+        </w:tc>
+      </w:tr>
+      <w:tr>
+        <w:tblPrEx>
+          <w:tblBorders>
+            <w:top w:val="single" w:color="auto" w:sz="4" w:space="0"/>
+            <w:left w:val="single" w:color="auto" w:sz="4" w:space="0"/>
+            <w:bottom w:val="single" w:color="auto" w:sz="4" w:space="0"/>
+            <w:right w:val="single" w:color="auto" w:sz="4" w:space="0"/>
+            <w:insideH w:val="single" w:color="auto" w:sz="4" w:space="0"/>
+            <w:insideV w:val="single" w:color="auto" w:sz="4" w:space="0"/>
+          </w:tblBorders>
+          <w:tblCellMar>
+            <w:top w:w="0" w:type="dxa"/>
+            <w:left w:w="108" w:type="dxa"/>
+            <w:bottom w:w="0" w:type="dxa"/>
+            <w:right w:w="108" w:type="dxa"/>
+          </w:tblCellMar>
+        </w:tblPrEx>
+        <w:tc>
+          <w:tcPr>
+            <w:tcW w:w="1954" w:type="dxa"/>
+          </w:tcPr>
+          <w:p>
+            <w:pPr>
+              <w:pStyle w:val="31"/>
+              <w:ind w:left="0"/>
+              <w:rPr>
+                <w:rFonts w:hint="eastAsia" w:ascii="宋体" w:hAnsi="宋体" w:eastAsia="宋体"/>
+                <w:sz w:val="24"/>
+                <w:szCs w:val="24"/>
+              </w:rPr>
+            </w:pPr>
+            <w:r>
+              <w:rPr>
+                <w:rFonts w:hint="eastAsia" w:ascii="宋体" w:hAnsi="宋体" w:eastAsia="宋体"/>
+                <w:sz w:val="24"/>
+                <w:szCs w:val="24"/>
+              </w:rPr>
+              <w:t>1</w:t>
+            </w:r>
+          </w:p>
+        </w:tc>
+        <w:tc>
+          <w:tcPr>
+            <w:tcW w:w="1954" w:type="dxa"/>
+          </w:tcPr>
+          <w:p>
+            <w:pPr>
+              <w:pStyle w:val="31"/>
+              <w:ind w:left="0"/>
+              <w:rPr>
+                <w:rFonts w:hint="eastAsia" w:ascii="宋体" w:hAnsi="宋体" w:eastAsia="宋体"/>
+                <w:sz w:val="24"/>
+                <w:szCs w:val="24"/>
+              </w:rPr>
+            </w:pPr>
+            <w:r>
+              <w:rPr>
+                <w:rFonts w:hint="eastAsia" w:ascii="宋体" w:hAnsi="宋体" w:eastAsia="宋体"/>
+                <w:sz w:val="24"/>
+                <w:szCs w:val="24"/>
+              </w:rPr>
+              <w:t>AddrH</w:t>
+            </w:r>
+          </w:p>
+        </w:tc>
+        <w:tc>
+          <w:tcPr>
+            <w:tcW w:w="1954" w:type="dxa"/>
+          </w:tcPr>
+          <w:p>
+            <w:pPr>
+              <w:pStyle w:val="31"/>
+              <w:ind w:left="0"/>
+              <w:rPr>
+                <w:rFonts w:hint="eastAsia" w:ascii="宋体" w:hAnsi="宋体" w:eastAsia="宋体"/>
+                <w:sz w:val="24"/>
+                <w:szCs w:val="24"/>
+              </w:rPr>
+            </w:pPr>
+            <w:r>
+              <w:rPr>
+                <w:rFonts w:hint="eastAsia" w:ascii="宋体" w:hAnsi="宋体" w:eastAsia="宋体"/>
+                <w:sz w:val="24"/>
+                <w:szCs w:val="24"/>
+              </w:rPr>
+              <w:t>地址高</w:t>
+            </w:r>
+          </w:p>
+        </w:tc>
+        <w:tc>
+          <w:tcPr>
+            <w:tcW w:w="1954" w:type="dxa"/>
+          </w:tcPr>
+          <w:p>
+            <w:pPr>
+              <w:pStyle w:val="31"/>
+              <w:ind w:left="0"/>
+              <w:rPr>
+                <w:rFonts w:hint="eastAsia" w:ascii="宋体" w:hAnsi="宋体" w:eastAsia="宋体"/>
+                <w:sz w:val="24"/>
+                <w:szCs w:val="24"/>
+              </w:rPr>
+            </w:pPr>
+          </w:p>
+        </w:tc>
+      </w:tr>
+      <w:tr>
+        <w:tblPrEx>
+          <w:tblBorders>
+            <w:top w:val="single" w:color="auto" w:sz="4" w:space="0"/>
+            <w:left w:val="single" w:color="auto" w:sz="4" w:space="0"/>
+            <w:bottom w:val="single" w:color="auto" w:sz="4" w:space="0"/>
+            <w:right w:val="single" w:color="auto" w:sz="4" w:space="0"/>
+            <w:insideH w:val="single" w:color="auto" w:sz="4" w:space="0"/>
+            <w:insideV w:val="single" w:color="auto" w:sz="4" w:space="0"/>
+          </w:tblBorders>
+          <w:tblCellMar>
+            <w:top w:w="0" w:type="dxa"/>
+            <w:left w:w="108" w:type="dxa"/>
+            <w:bottom w:w="0" w:type="dxa"/>
+            <w:right w:w="108" w:type="dxa"/>
+          </w:tblCellMar>
+        </w:tblPrEx>
+        <w:tc>
+          <w:tcPr>
+            <w:tcW w:w="1954" w:type="dxa"/>
+          </w:tcPr>
+          <w:p>
+            <w:pPr>
+              <w:pStyle w:val="31"/>
+              <w:ind w:left="0"/>
+              <w:rPr>
+                <w:rFonts w:hint="eastAsia" w:ascii="宋体" w:hAnsi="宋体" w:eastAsia="宋体"/>
+                <w:sz w:val="24"/>
+                <w:szCs w:val="24"/>
+              </w:rPr>
+            </w:pPr>
+            <w:r>
+              <w:rPr>
+                <w:rFonts w:hint="eastAsia" w:ascii="宋体" w:hAnsi="宋体" w:eastAsia="宋体"/>
+                <w:sz w:val="24"/>
+                <w:szCs w:val="24"/>
+              </w:rPr>
+              <w:t>2</w:t>
+            </w:r>
+          </w:p>
+        </w:tc>
+        <w:tc>
+          <w:tcPr>
+            <w:tcW w:w="1954" w:type="dxa"/>
+          </w:tcPr>
+          <w:p>
+            <w:pPr>
+              <w:pStyle w:val="31"/>
+              <w:ind w:left="0"/>
+              <w:rPr>
+                <w:rFonts w:hint="eastAsia" w:ascii="宋体" w:hAnsi="宋体" w:eastAsia="宋体"/>
+                <w:sz w:val="24"/>
+                <w:szCs w:val="24"/>
+              </w:rPr>
+            </w:pPr>
+            <w:r>
+              <w:rPr>
+                <w:rFonts w:hint="eastAsia" w:ascii="宋体" w:hAnsi="宋体" w:eastAsia="宋体"/>
+                <w:sz w:val="24"/>
+                <w:szCs w:val="24"/>
+              </w:rPr>
+              <w:t>AddrL</w:t>
+            </w:r>
+          </w:p>
+        </w:tc>
+        <w:tc>
+          <w:tcPr>
+            <w:tcW w:w="1954" w:type="dxa"/>
+          </w:tcPr>
+          <w:p>
+            <w:pPr>
+              <w:pStyle w:val="31"/>
+              <w:ind w:left="0"/>
+              <w:rPr>
+                <w:rFonts w:hint="eastAsia" w:ascii="宋体" w:hAnsi="宋体" w:eastAsia="宋体"/>
+                <w:sz w:val="24"/>
+                <w:szCs w:val="24"/>
+              </w:rPr>
+            </w:pPr>
+            <w:r>
+              <w:rPr>
+                <w:rFonts w:hint="eastAsia" w:ascii="宋体" w:hAnsi="宋体" w:eastAsia="宋体"/>
+                <w:sz w:val="24"/>
+                <w:szCs w:val="24"/>
+              </w:rPr>
+              <w:t>地址低</w:t>
+            </w:r>
+          </w:p>
+        </w:tc>
+        <w:tc>
+          <w:tcPr>
+            <w:tcW w:w="1954" w:type="dxa"/>
+          </w:tcPr>
+          <w:p>
+            <w:pPr>
+              <w:pStyle w:val="31"/>
+              <w:ind w:left="0"/>
+              <w:rPr>
+                <w:rFonts w:hint="eastAsia" w:ascii="宋体" w:hAnsi="宋体" w:eastAsia="宋体"/>
+                <w:sz w:val="24"/>
+                <w:szCs w:val="24"/>
+              </w:rPr>
+            </w:pPr>
+          </w:p>
+        </w:tc>
+      </w:tr>
+      <w:tr>
+        <w:tblPrEx>
+          <w:tblBorders>
+            <w:top w:val="single" w:color="auto" w:sz="4" w:space="0"/>
+            <w:left w:val="single" w:color="auto" w:sz="4" w:space="0"/>
+            <w:bottom w:val="single" w:color="auto" w:sz="4" w:space="0"/>
+            <w:right w:val="single" w:color="auto" w:sz="4" w:space="0"/>
+            <w:insideH w:val="single" w:color="auto" w:sz="4" w:space="0"/>
+            <w:insideV w:val="single" w:color="auto" w:sz="4" w:space="0"/>
+          </w:tblBorders>
+          <w:tblCellMar>
+            <w:top w:w="0" w:type="dxa"/>
+            <w:left w:w="108" w:type="dxa"/>
+            <w:bottom w:w="0" w:type="dxa"/>
+            <w:right w:w="108" w:type="dxa"/>
+          </w:tblCellMar>
+        </w:tblPrEx>
+        <w:tc>
+          <w:tcPr>
+            <w:tcW w:w="1954" w:type="dxa"/>
+          </w:tcPr>
+          <w:p>
+            <w:pPr>
+              <w:pStyle w:val="31"/>
+              <w:ind w:left="0"/>
+              <w:rPr>
+                <w:rFonts w:hint="eastAsia" w:ascii="宋体" w:hAnsi="宋体" w:eastAsia="宋体"/>
+                <w:sz w:val="24"/>
+                <w:szCs w:val="24"/>
+              </w:rPr>
+            </w:pPr>
+            <w:r>
+              <w:rPr>
+                <w:rFonts w:hint="eastAsia" w:ascii="宋体" w:hAnsi="宋体" w:eastAsia="宋体"/>
+                <w:sz w:val="24"/>
+                <w:szCs w:val="24"/>
+              </w:rPr>
+              <w:t>3</w:t>
+            </w:r>
+          </w:p>
+        </w:tc>
+        <w:tc>
+          <w:tcPr>
+            <w:tcW w:w="1954" w:type="dxa"/>
+          </w:tcPr>
+          <w:p>
+            <w:pPr>
+              <w:pStyle w:val="31"/>
+              <w:ind w:left="0"/>
+              <w:rPr>
+                <w:rFonts w:hint="eastAsia" w:ascii="宋体" w:hAnsi="宋体" w:eastAsia="宋体"/>
+                <w:sz w:val="24"/>
+                <w:szCs w:val="24"/>
+              </w:rPr>
+            </w:pPr>
+            <w:r>
+              <w:rPr>
+                <w:rFonts w:hint="eastAsia" w:ascii="宋体" w:hAnsi="宋体" w:eastAsia="宋体"/>
+                <w:sz w:val="24"/>
+                <w:szCs w:val="24"/>
+              </w:rPr>
+              <w:t>Relay2HH</w:t>
+            </w:r>
+          </w:p>
+        </w:tc>
+        <w:tc>
+          <w:tcPr>
+            <w:tcW w:w="1954" w:type="dxa"/>
+          </w:tcPr>
+          <w:p>
+            <w:pPr>
+              <w:pStyle w:val="31"/>
+              <w:ind w:left="0"/>
+              <w:rPr>
+                <w:rFonts w:hint="eastAsia" w:ascii="宋体" w:hAnsi="宋体" w:eastAsia="宋体"/>
+                <w:sz w:val="24"/>
+                <w:szCs w:val="24"/>
+              </w:rPr>
+            </w:pPr>
+            <w:r>
+              <w:rPr>
+                <w:rFonts w:hint="eastAsia" w:ascii="宋体" w:hAnsi="宋体" w:eastAsia="宋体"/>
+                <w:sz w:val="24"/>
+                <w:szCs w:val="24"/>
+              </w:rPr>
+              <w:t>充电状态最高位</w:t>
+            </w:r>
+          </w:p>
+        </w:tc>
+        <w:tc>
+          <w:tcPr>
+            <w:tcW w:w="1954" w:type="dxa"/>
+          </w:tcPr>
+          <w:p>
+            <w:pPr>
+              <w:pStyle w:val="31"/>
+              <w:ind w:left="0"/>
+              <w:rPr>
+                <w:rFonts w:hint="eastAsia" w:ascii="宋体" w:hAnsi="宋体" w:eastAsia="宋体"/>
+                <w:sz w:val="24"/>
+                <w:szCs w:val="24"/>
+              </w:rPr>
+            </w:pPr>
+            <w:r>
+              <w:rPr>
+                <w:rFonts w:hint="eastAsia" w:ascii="宋体" w:hAnsi="宋体" w:eastAsia="宋体"/>
+                <w:sz w:val="24"/>
+                <w:szCs w:val="24"/>
+              </w:rPr>
+              <w:t>B0=第57只继电器，1=吸合，0=未吸合；B7=第64只继电器，1=吸合，0=未吸合</w:t>
+            </w:r>
+          </w:p>
+        </w:tc>
+      </w:tr>
+      <w:tr>
+        <w:tblPrEx>
+          <w:tblBorders>
+            <w:top w:val="single" w:color="auto" w:sz="4" w:space="0"/>
+            <w:left w:val="single" w:color="auto" w:sz="4" w:space="0"/>
+            <w:bottom w:val="single" w:color="auto" w:sz="4" w:space="0"/>
+            <w:right w:val="single" w:color="auto" w:sz="4" w:space="0"/>
+            <w:insideH w:val="single" w:color="auto" w:sz="4" w:space="0"/>
+            <w:insideV w:val="single" w:color="auto" w:sz="4" w:space="0"/>
+          </w:tblBorders>
+          <w:tblCellMar>
+            <w:top w:w="0" w:type="dxa"/>
+            <w:left w:w="108" w:type="dxa"/>
+            <w:bottom w:w="0" w:type="dxa"/>
+            <w:right w:w="108" w:type="dxa"/>
+          </w:tblCellMar>
+        </w:tblPrEx>
+        <w:tc>
+          <w:tcPr>
+            <w:tcW w:w="1954" w:type="dxa"/>
+          </w:tcPr>
+          <w:p>
+            <w:pPr>
+              <w:pStyle w:val="31"/>
+              <w:ind w:left="0"/>
+              <w:rPr>
+                <w:rFonts w:hint="eastAsia" w:ascii="宋体" w:hAnsi="宋体" w:eastAsia="宋体"/>
+                <w:sz w:val="24"/>
+                <w:szCs w:val="24"/>
+              </w:rPr>
+            </w:pPr>
+            <w:r>
+              <w:rPr>
+                <w:rFonts w:hint="eastAsia" w:ascii="宋体" w:hAnsi="宋体" w:eastAsia="宋体"/>
+                <w:sz w:val="24"/>
+                <w:szCs w:val="24"/>
+              </w:rPr>
+              <w:t>4</w:t>
+            </w:r>
+          </w:p>
+        </w:tc>
+        <w:tc>
+          <w:tcPr>
+            <w:tcW w:w="1954" w:type="dxa"/>
+          </w:tcPr>
+          <w:p>
+            <w:pPr>
+              <w:pStyle w:val="31"/>
+              <w:ind w:left="0"/>
+              <w:rPr>
+                <w:rFonts w:hint="eastAsia" w:ascii="宋体" w:hAnsi="宋体" w:eastAsia="宋体"/>
+                <w:sz w:val="24"/>
+                <w:szCs w:val="24"/>
+              </w:rPr>
+            </w:pPr>
+            <w:r>
+              <w:rPr>
+                <w:rFonts w:hint="eastAsia" w:ascii="宋体" w:hAnsi="宋体" w:eastAsia="宋体"/>
+                <w:sz w:val="24"/>
+                <w:szCs w:val="24"/>
+              </w:rPr>
+              <w:t>Relay2H</w:t>
+            </w:r>
+          </w:p>
+        </w:tc>
+        <w:tc>
+          <w:tcPr>
+            <w:tcW w:w="1954" w:type="dxa"/>
+          </w:tcPr>
+          <w:p>
+            <w:pPr>
+              <w:pStyle w:val="31"/>
+              <w:ind w:left="0"/>
+              <w:rPr>
+                <w:rFonts w:hint="eastAsia" w:ascii="宋体" w:hAnsi="宋体" w:eastAsia="宋体"/>
+                <w:sz w:val="24"/>
+                <w:szCs w:val="24"/>
+              </w:rPr>
+            </w:pPr>
+            <w:r>
+              <w:rPr>
+                <w:rFonts w:hint="eastAsia" w:ascii="宋体" w:hAnsi="宋体" w:eastAsia="宋体"/>
+                <w:sz w:val="24"/>
+                <w:szCs w:val="24"/>
+              </w:rPr>
+              <w:t>充电状态高位</w:t>
+            </w:r>
+          </w:p>
+        </w:tc>
+        <w:tc>
+          <w:tcPr>
+            <w:tcW w:w="1954" w:type="dxa"/>
+          </w:tcPr>
+          <w:p>
+            <w:pPr>
+              <w:pStyle w:val="31"/>
+              <w:ind w:left="0"/>
+              <w:rPr>
+                <w:rFonts w:hint="eastAsia" w:ascii="宋体" w:hAnsi="宋体" w:eastAsia="宋体"/>
+                <w:sz w:val="24"/>
+                <w:szCs w:val="24"/>
+              </w:rPr>
+            </w:pPr>
+            <w:r>
+              <w:rPr>
+                <w:rFonts w:hint="eastAsia" w:ascii="宋体" w:hAnsi="宋体" w:eastAsia="宋体"/>
+                <w:sz w:val="24"/>
+                <w:szCs w:val="24"/>
+              </w:rPr>
+              <w:t>B0=第49只继电器，1=吸合，0=未吸合；B7=第56只继电器，1=吸合，0=未吸合</w:t>
+            </w:r>
+          </w:p>
+        </w:tc>
+      </w:tr>
+      <w:tr>
+        <w:tblPrEx>
+          <w:tblBorders>
+            <w:top w:val="single" w:color="auto" w:sz="4" w:space="0"/>
+            <w:left w:val="single" w:color="auto" w:sz="4" w:space="0"/>
+            <w:bottom w:val="single" w:color="auto" w:sz="4" w:space="0"/>
+            <w:right w:val="single" w:color="auto" w:sz="4" w:space="0"/>
+            <w:insideH w:val="single" w:color="auto" w:sz="4" w:space="0"/>
+            <w:insideV w:val="single" w:color="auto" w:sz="4" w:space="0"/>
+          </w:tblBorders>
+          <w:tblCellMar>
+            <w:top w:w="0" w:type="dxa"/>
+            <w:left w:w="108" w:type="dxa"/>
+            <w:bottom w:w="0" w:type="dxa"/>
+            <w:right w:w="108" w:type="dxa"/>
+          </w:tblCellMar>
+        </w:tblPrEx>
+        <w:tc>
+          <w:tcPr>
+            <w:tcW w:w="1954" w:type="dxa"/>
+          </w:tcPr>
+          <w:p>
+            <w:pPr>
+              <w:pStyle w:val="31"/>
+              <w:ind w:left="0"/>
+              <w:rPr>
+                <w:rFonts w:hint="eastAsia" w:ascii="宋体" w:hAnsi="宋体" w:eastAsia="宋体"/>
+                <w:sz w:val="24"/>
+                <w:szCs w:val="24"/>
+              </w:rPr>
+            </w:pPr>
+            <w:r>
+              <w:rPr>
+                <w:rFonts w:hint="eastAsia" w:ascii="宋体" w:hAnsi="宋体" w:eastAsia="宋体"/>
+                <w:sz w:val="24"/>
+                <w:szCs w:val="24"/>
+              </w:rPr>
+              <w:t>5</w:t>
+            </w:r>
+          </w:p>
+        </w:tc>
+        <w:tc>
+          <w:tcPr>
+            <w:tcW w:w="1954" w:type="dxa"/>
+          </w:tcPr>
+          <w:p>
+            <w:pPr>
+              <w:pStyle w:val="31"/>
+              <w:ind w:left="0"/>
+              <w:rPr>
+                <w:rFonts w:hint="eastAsia" w:ascii="宋体" w:hAnsi="宋体" w:eastAsia="宋体"/>
+                <w:sz w:val="24"/>
+                <w:szCs w:val="24"/>
+              </w:rPr>
+            </w:pPr>
+            <w:r>
+              <w:rPr>
+                <w:rFonts w:hint="eastAsia" w:ascii="宋体" w:hAnsi="宋体" w:eastAsia="宋体"/>
+                <w:sz w:val="24"/>
+                <w:szCs w:val="24"/>
+              </w:rPr>
+              <w:t>Relay2L</w:t>
+            </w:r>
+          </w:p>
+        </w:tc>
+        <w:tc>
+          <w:tcPr>
+            <w:tcW w:w="1954" w:type="dxa"/>
+          </w:tcPr>
+          <w:p>
+            <w:pPr>
+              <w:pStyle w:val="31"/>
+              <w:ind w:left="0"/>
+              <w:rPr>
+                <w:rFonts w:hint="eastAsia" w:ascii="宋体" w:hAnsi="宋体" w:eastAsia="宋体"/>
+                <w:sz w:val="24"/>
+                <w:szCs w:val="24"/>
+              </w:rPr>
+            </w:pPr>
+            <w:r>
+              <w:rPr>
+                <w:rFonts w:hint="eastAsia" w:ascii="宋体" w:hAnsi="宋体" w:eastAsia="宋体"/>
+                <w:sz w:val="24"/>
+                <w:szCs w:val="24"/>
+              </w:rPr>
+              <w:t>充电状态低位</w:t>
+            </w:r>
+          </w:p>
+        </w:tc>
+        <w:tc>
+          <w:tcPr>
+            <w:tcW w:w="1954" w:type="dxa"/>
+          </w:tcPr>
+          <w:p>
+            <w:pPr>
+              <w:pStyle w:val="31"/>
+              <w:ind w:left="0"/>
+              <w:rPr>
+                <w:rFonts w:hint="eastAsia" w:ascii="宋体" w:hAnsi="宋体" w:eastAsia="宋体"/>
+                <w:sz w:val="24"/>
+                <w:szCs w:val="24"/>
+              </w:rPr>
+            </w:pPr>
+            <w:r>
+              <w:rPr>
+                <w:rFonts w:hint="eastAsia" w:ascii="宋体" w:hAnsi="宋体" w:eastAsia="宋体"/>
+                <w:sz w:val="24"/>
+                <w:szCs w:val="24"/>
+              </w:rPr>
+              <w:t>B0=第41只继电器，1=吸合，0=未吸合；B7=第48只继电器，1=吸合，0=未吸合</w:t>
+            </w:r>
+          </w:p>
+        </w:tc>
+      </w:tr>
+      <w:tr>
+        <w:tblPrEx>
+          <w:tblBorders>
+            <w:top w:val="single" w:color="auto" w:sz="4" w:space="0"/>
+            <w:left w:val="single" w:color="auto" w:sz="4" w:space="0"/>
+            <w:bottom w:val="single" w:color="auto" w:sz="4" w:space="0"/>
+            <w:right w:val="single" w:color="auto" w:sz="4" w:space="0"/>
+            <w:insideH w:val="single" w:color="auto" w:sz="4" w:space="0"/>
+            <w:insideV w:val="single" w:color="auto" w:sz="4" w:space="0"/>
+          </w:tblBorders>
+          <w:tblCellMar>
+            <w:top w:w="0" w:type="dxa"/>
+            <w:left w:w="108" w:type="dxa"/>
+            <w:bottom w:w="0" w:type="dxa"/>
+            <w:right w:w="108" w:type="dxa"/>
+          </w:tblCellMar>
+        </w:tblPrEx>
+        <w:tc>
+          <w:tcPr>
+            <w:tcW w:w="1954" w:type="dxa"/>
+          </w:tcPr>
+          <w:p>
+            <w:pPr>
+              <w:pStyle w:val="31"/>
+              <w:ind w:left="0"/>
+              <w:rPr>
+                <w:rFonts w:hint="eastAsia" w:ascii="宋体" w:hAnsi="宋体" w:eastAsia="宋体"/>
+                <w:sz w:val="24"/>
+                <w:szCs w:val="24"/>
+              </w:rPr>
+            </w:pPr>
+            <w:r>
+              <w:rPr>
+                <w:rFonts w:hint="eastAsia" w:ascii="宋体" w:hAnsi="宋体" w:eastAsia="宋体"/>
+                <w:sz w:val="24"/>
+                <w:szCs w:val="24"/>
+              </w:rPr>
+              <w:t>6</w:t>
+            </w:r>
+          </w:p>
+        </w:tc>
+        <w:tc>
+          <w:tcPr>
+            <w:tcW w:w="1954" w:type="dxa"/>
+          </w:tcPr>
+          <w:p>
+            <w:pPr>
+              <w:pStyle w:val="31"/>
+              <w:ind w:left="0"/>
+              <w:rPr>
+                <w:rFonts w:hint="eastAsia" w:ascii="宋体" w:hAnsi="宋体" w:eastAsia="宋体"/>
+                <w:sz w:val="24"/>
+                <w:szCs w:val="24"/>
+              </w:rPr>
+            </w:pPr>
+            <w:r>
+              <w:rPr>
+                <w:rFonts w:hint="eastAsia" w:ascii="宋体" w:hAnsi="宋体" w:eastAsia="宋体"/>
+                <w:sz w:val="24"/>
+                <w:szCs w:val="24"/>
+              </w:rPr>
+              <w:t>Relay2LL</w:t>
+            </w:r>
+          </w:p>
+        </w:tc>
+        <w:tc>
+          <w:tcPr>
+            <w:tcW w:w="1954" w:type="dxa"/>
+          </w:tcPr>
+          <w:p>
+            <w:pPr>
+              <w:pStyle w:val="31"/>
+              <w:ind w:left="0"/>
+              <w:rPr>
+                <w:rFonts w:hint="eastAsia" w:ascii="宋体" w:hAnsi="宋体" w:eastAsia="宋体"/>
+                <w:sz w:val="24"/>
+                <w:szCs w:val="24"/>
+              </w:rPr>
+            </w:pPr>
+            <w:r>
+              <w:rPr>
+                <w:rFonts w:hint="eastAsia" w:ascii="宋体" w:hAnsi="宋体" w:eastAsia="宋体"/>
+                <w:sz w:val="24"/>
+                <w:szCs w:val="24"/>
+              </w:rPr>
+              <w:t>充电状态最低位</w:t>
+            </w:r>
+          </w:p>
+        </w:tc>
+        <w:tc>
+          <w:tcPr>
+            <w:tcW w:w="1954" w:type="dxa"/>
+          </w:tcPr>
+          <w:p>
+            <w:pPr>
+              <w:pStyle w:val="31"/>
+              <w:ind w:left="0"/>
+              <w:rPr>
+                <w:rFonts w:hint="eastAsia" w:ascii="宋体" w:hAnsi="宋体" w:eastAsia="宋体"/>
+                <w:sz w:val="24"/>
+                <w:szCs w:val="24"/>
+              </w:rPr>
+            </w:pPr>
+            <w:r>
+              <w:rPr>
+                <w:rFonts w:hint="eastAsia" w:ascii="宋体" w:hAnsi="宋体" w:eastAsia="宋体"/>
+                <w:sz w:val="24"/>
+                <w:szCs w:val="24"/>
+              </w:rPr>
+              <w:t>B0=第33只继电器，1=吸合，0=未吸合；B7=第40只继电器，1=吸合，0=未吸合</w:t>
+            </w:r>
+          </w:p>
+        </w:tc>
+      </w:tr>
+      <w:tr>
+        <w:tblPrEx>
+          <w:tblBorders>
+            <w:top w:val="single" w:color="auto" w:sz="4" w:space="0"/>
+            <w:left w:val="single" w:color="auto" w:sz="4" w:space="0"/>
+            <w:bottom w:val="single" w:color="auto" w:sz="4" w:space="0"/>
+            <w:right w:val="single" w:color="auto" w:sz="4" w:space="0"/>
+            <w:insideH w:val="single" w:color="auto" w:sz="4" w:space="0"/>
+            <w:insideV w:val="single" w:color="auto" w:sz="4" w:space="0"/>
+          </w:tblBorders>
+          <w:tblCellMar>
+            <w:top w:w="0" w:type="dxa"/>
+            <w:left w:w="108" w:type="dxa"/>
+            <w:bottom w:w="0" w:type="dxa"/>
+            <w:right w:w="108" w:type="dxa"/>
+          </w:tblCellMar>
+        </w:tblPrEx>
+        <w:tc>
+          <w:tcPr>
+            <w:tcW w:w="1954" w:type="dxa"/>
+          </w:tcPr>
+          <w:p>
+            <w:pPr>
+              <w:pStyle w:val="31"/>
+              <w:ind w:left="0"/>
+              <w:rPr>
+                <w:rFonts w:hint="eastAsia" w:ascii="宋体" w:hAnsi="宋体" w:eastAsia="宋体"/>
+                <w:sz w:val="24"/>
+                <w:szCs w:val="24"/>
+              </w:rPr>
+            </w:pPr>
+            <w:r>
+              <w:rPr>
+                <w:rFonts w:hint="eastAsia" w:ascii="宋体" w:hAnsi="宋体" w:eastAsia="宋体"/>
+                <w:sz w:val="24"/>
+                <w:szCs w:val="24"/>
+              </w:rPr>
+              <w:t>7</w:t>
+            </w:r>
+          </w:p>
+        </w:tc>
+        <w:tc>
+          <w:tcPr>
+            <w:tcW w:w="1954" w:type="dxa"/>
+          </w:tcPr>
+          <w:p>
+            <w:pPr>
+              <w:pStyle w:val="31"/>
+              <w:ind w:left="0"/>
+              <w:rPr>
+                <w:rFonts w:hint="eastAsia" w:ascii="宋体" w:hAnsi="宋体" w:eastAsia="宋体"/>
+                <w:sz w:val="24"/>
+                <w:szCs w:val="24"/>
+              </w:rPr>
+            </w:pPr>
+            <w:r>
+              <w:rPr>
+                <w:rFonts w:hint="eastAsia" w:ascii="宋体" w:hAnsi="宋体" w:eastAsia="宋体"/>
+                <w:sz w:val="24"/>
+                <w:szCs w:val="24"/>
+              </w:rPr>
+              <w:t>Relay1HH</w:t>
+            </w:r>
+          </w:p>
+        </w:tc>
+        <w:tc>
+          <w:tcPr>
+            <w:tcW w:w="1954" w:type="dxa"/>
+          </w:tcPr>
+          <w:p>
+            <w:pPr>
+              <w:pStyle w:val="31"/>
+              <w:ind w:left="0"/>
+              <w:rPr>
+                <w:rFonts w:hint="eastAsia" w:ascii="宋体" w:hAnsi="宋体" w:eastAsia="宋体"/>
+                <w:sz w:val="24"/>
+                <w:szCs w:val="24"/>
+              </w:rPr>
+            </w:pPr>
+            <w:r>
+              <w:rPr>
+                <w:rFonts w:hint="eastAsia" w:ascii="宋体" w:hAnsi="宋体" w:eastAsia="宋体"/>
+                <w:sz w:val="24"/>
+                <w:szCs w:val="24"/>
+              </w:rPr>
+              <w:t>充电状态最高位</w:t>
+            </w:r>
+          </w:p>
+        </w:tc>
+        <w:tc>
+          <w:tcPr>
+            <w:tcW w:w="1954" w:type="dxa"/>
+          </w:tcPr>
+          <w:p>
+            <w:pPr>
+              <w:pStyle w:val="31"/>
+              <w:ind w:left="0"/>
+              <w:rPr>
+                <w:rFonts w:hint="eastAsia" w:ascii="宋体" w:hAnsi="宋体" w:eastAsia="宋体"/>
+                <w:sz w:val="24"/>
+                <w:szCs w:val="24"/>
+              </w:rPr>
+            </w:pPr>
+            <w:r>
+              <w:rPr>
+                <w:rFonts w:hint="eastAsia" w:ascii="宋体" w:hAnsi="宋体" w:eastAsia="宋体"/>
+                <w:sz w:val="24"/>
+                <w:szCs w:val="24"/>
+              </w:rPr>
+              <w:t>B0=第25只继电器，1=吸合，0=未吸合；B7=第32只继电器，1=吸合，0=未吸合</w:t>
+            </w:r>
+          </w:p>
+        </w:tc>
+      </w:tr>
+      <w:tr>
+        <w:tblPrEx>
+          <w:tblBorders>
+            <w:top w:val="single" w:color="auto" w:sz="4" w:space="0"/>
+            <w:left w:val="single" w:color="auto" w:sz="4" w:space="0"/>
+            <w:bottom w:val="single" w:color="auto" w:sz="4" w:space="0"/>
+            <w:right w:val="single" w:color="auto" w:sz="4" w:space="0"/>
+            <w:insideH w:val="single" w:color="auto" w:sz="4" w:space="0"/>
+            <w:insideV w:val="single" w:color="auto" w:sz="4" w:space="0"/>
+          </w:tblBorders>
+          <w:tblCellMar>
+            <w:top w:w="0" w:type="dxa"/>
+            <w:left w:w="108" w:type="dxa"/>
+            <w:bottom w:w="0" w:type="dxa"/>
+            <w:right w:w="108" w:type="dxa"/>
+          </w:tblCellMar>
+        </w:tblPrEx>
+        <w:tc>
+          <w:tcPr>
+            <w:tcW w:w="1954" w:type="dxa"/>
+          </w:tcPr>
+          <w:p>
+            <w:pPr>
+              <w:pStyle w:val="31"/>
+              <w:ind w:left="0"/>
+              <w:rPr>
+                <w:rFonts w:hint="eastAsia" w:ascii="宋体" w:hAnsi="宋体" w:eastAsia="宋体"/>
+                <w:sz w:val="24"/>
+                <w:szCs w:val="24"/>
+              </w:rPr>
+            </w:pPr>
+            <w:r>
+              <w:rPr>
+                <w:rFonts w:hint="eastAsia" w:ascii="宋体" w:hAnsi="宋体" w:eastAsia="宋体"/>
+                <w:sz w:val="24"/>
+                <w:szCs w:val="24"/>
+              </w:rPr>
+              <w:t>8</w:t>
+            </w:r>
+          </w:p>
+        </w:tc>
+        <w:tc>
+          <w:tcPr>
+            <w:tcW w:w="1954" w:type="dxa"/>
+          </w:tcPr>
+          <w:p>
+            <w:pPr>
+              <w:pStyle w:val="31"/>
+              <w:ind w:left="0"/>
+              <w:rPr>
+                <w:rFonts w:hint="eastAsia" w:ascii="宋体" w:hAnsi="宋体" w:eastAsia="宋体"/>
+                <w:sz w:val="24"/>
+                <w:szCs w:val="24"/>
+              </w:rPr>
+            </w:pPr>
+            <w:r>
+              <w:rPr>
+                <w:rFonts w:hint="eastAsia" w:ascii="宋体" w:hAnsi="宋体" w:eastAsia="宋体"/>
+                <w:sz w:val="24"/>
+                <w:szCs w:val="24"/>
+              </w:rPr>
+              <w:t>Relay1H</w:t>
+            </w:r>
+          </w:p>
+        </w:tc>
+        <w:tc>
+          <w:tcPr>
+            <w:tcW w:w="1954" w:type="dxa"/>
+          </w:tcPr>
+          <w:p>
+            <w:pPr>
+              <w:pStyle w:val="31"/>
+              <w:ind w:left="0"/>
+              <w:rPr>
+                <w:rFonts w:hint="eastAsia" w:ascii="宋体" w:hAnsi="宋体" w:eastAsia="宋体"/>
+                <w:sz w:val="24"/>
+                <w:szCs w:val="24"/>
+              </w:rPr>
+            </w:pPr>
+            <w:r>
+              <w:rPr>
+                <w:rFonts w:hint="eastAsia" w:ascii="宋体" w:hAnsi="宋体" w:eastAsia="宋体"/>
+                <w:sz w:val="24"/>
+                <w:szCs w:val="24"/>
+              </w:rPr>
+              <w:t>充电状态高位</w:t>
+            </w:r>
+          </w:p>
+        </w:tc>
+        <w:tc>
+          <w:tcPr>
+            <w:tcW w:w="1954" w:type="dxa"/>
+          </w:tcPr>
+          <w:p>
+            <w:pPr>
+              <w:pStyle w:val="31"/>
+              <w:ind w:left="0"/>
+              <w:rPr>
+                <w:rFonts w:hint="eastAsia" w:ascii="宋体" w:hAnsi="宋体" w:eastAsia="宋体"/>
+                <w:sz w:val="24"/>
+                <w:szCs w:val="24"/>
+              </w:rPr>
+            </w:pPr>
+            <w:r>
+              <w:rPr>
+                <w:rFonts w:hint="eastAsia" w:ascii="宋体" w:hAnsi="宋体" w:eastAsia="宋体"/>
+                <w:sz w:val="24"/>
+                <w:szCs w:val="24"/>
+              </w:rPr>
+              <w:t>B0=第17只继电器，1=吸合，0=未吸合；B7=第24只继电器，1=吸合，0=未吸合</w:t>
+            </w:r>
+          </w:p>
+        </w:tc>
+      </w:tr>
+      <w:tr>
+        <w:tblPrEx>
+          <w:tblBorders>
+            <w:top w:val="single" w:color="auto" w:sz="4" w:space="0"/>
+            <w:left w:val="single" w:color="auto" w:sz="4" w:space="0"/>
+            <w:bottom w:val="single" w:color="auto" w:sz="4" w:space="0"/>
+            <w:right w:val="single" w:color="auto" w:sz="4" w:space="0"/>
+            <w:insideH w:val="single" w:color="auto" w:sz="4" w:space="0"/>
+            <w:insideV w:val="single" w:color="auto" w:sz="4" w:space="0"/>
+          </w:tblBorders>
+          <w:tblCellMar>
+            <w:top w:w="0" w:type="dxa"/>
+            <w:left w:w="108" w:type="dxa"/>
+            <w:bottom w:w="0" w:type="dxa"/>
+            <w:right w:w="108" w:type="dxa"/>
+          </w:tblCellMar>
+        </w:tblPrEx>
+        <w:tc>
+          <w:tcPr>
+            <w:tcW w:w="1954" w:type="dxa"/>
+          </w:tcPr>
+          <w:p>
+            <w:pPr>
+              <w:pStyle w:val="31"/>
+              <w:ind w:left="0"/>
+              <w:rPr>
+                <w:rFonts w:hint="eastAsia" w:ascii="宋体" w:hAnsi="宋体" w:eastAsia="宋体"/>
+                <w:sz w:val="24"/>
+                <w:szCs w:val="24"/>
+              </w:rPr>
+            </w:pPr>
+            <w:r>
+              <w:rPr>
+                <w:rFonts w:hint="eastAsia" w:ascii="宋体" w:hAnsi="宋体" w:eastAsia="宋体"/>
+                <w:sz w:val="24"/>
+                <w:szCs w:val="24"/>
+              </w:rPr>
+              <w:t>9</w:t>
+            </w:r>
+          </w:p>
+        </w:tc>
+        <w:tc>
+          <w:tcPr>
+            <w:tcW w:w="1954" w:type="dxa"/>
+          </w:tcPr>
+          <w:p>
+            <w:pPr>
+              <w:pStyle w:val="31"/>
+              <w:ind w:left="0"/>
+              <w:rPr>
+                <w:rFonts w:hint="eastAsia" w:ascii="宋体" w:hAnsi="宋体" w:eastAsia="宋体"/>
+                <w:sz w:val="24"/>
+                <w:szCs w:val="24"/>
+              </w:rPr>
+            </w:pPr>
+            <w:r>
+              <w:rPr>
+                <w:rFonts w:hint="eastAsia" w:ascii="宋体" w:hAnsi="宋体" w:eastAsia="宋体"/>
+                <w:sz w:val="24"/>
+                <w:szCs w:val="24"/>
+              </w:rPr>
+              <w:t>Relay1L</w:t>
+            </w:r>
+          </w:p>
+        </w:tc>
+        <w:tc>
+          <w:tcPr>
+            <w:tcW w:w="1954" w:type="dxa"/>
+          </w:tcPr>
+          <w:p>
+            <w:pPr>
+              <w:pStyle w:val="31"/>
+              <w:ind w:left="0"/>
+              <w:rPr>
+                <w:rFonts w:hint="eastAsia" w:ascii="宋体" w:hAnsi="宋体" w:eastAsia="宋体"/>
+                <w:sz w:val="24"/>
+                <w:szCs w:val="24"/>
+              </w:rPr>
+            </w:pPr>
+            <w:r>
+              <w:rPr>
+                <w:rFonts w:hint="eastAsia" w:ascii="宋体" w:hAnsi="宋体" w:eastAsia="宋体"/>
+                <w:sz w:val="24"/>
+                <w:szCs w:val="24"/>
+              </w:rPr>
+              <w:t>充电状态低位</w:t>
+            </w:r>
+          </w:p>
+        </w:tc>
+        <w:tc>
+          <w:tcPr>
+            <w:tcW w:w="1954" w:type="dxa"/>
+          </w:tcPr>
+          <w:p>
+            <w:pPr>
+              <w:pStyle w:val="31"/>
+              <w:ind w:left="0"/>
+              <w:rPr>
+                <w:rFonts w:hint="eastAsia" w:ascii="宋体" w:hAnsi="宋体" w:eastAsia="宋体"/>
+                <w:sz w:val="24"/>
+                <w:szCs w:val="24"/>
+              </w:rPr>
+            </w:pPr>
+            <w:r>
+              <w:rPr>
+                <w:rFonts w:hint="eastAsia" w:ascii="宋体" w:hAnsi="宋体" w:eastAsia="宋体"/>
+                <w:sz w:val="24"/>
+                <w:szCs w:val="24"/>
+              </w:rPr>
+              <w:t>B0=第9只继电器，1=吸合，0=未吸合；B7=第16只继电器，1=吸合，0=未吸合</w:t>
+            </w:r>
+          </w:p>
+        </w:tc>
+      </w:tr>
+      <w:tr>
+        <w:tblPrEx>
+          <w:tblBorders>
+            <w:top w:val="single" w:color="auto" w:sz="4" w:space="0"/>
+            <w:left w:val="single" w:color="auto" w:sz="4" w:space="0"/>
+            <w:bottom w:val="single" w:color="auto" w:sz="4" w:space="0"/>
+            <w:right w:val="single" w:color="auto" w:sz="4" w:space="0"/>
+            <w:insideH w:val="single" w:color="auto" w:sz="4" w:space="0"/>
+            <w:insideV w:val="single" w:color="auto" w:sz="4" w:space="0"/>
+          </w:tblBorders>
+          <w:tblCellMar>
+            <w:top w:w="0" w:type="dxa"/>
+            <w:left w:w="108" w:type="dxa"/>
+            <w:bottom w:w="0" w:type="dxa"/>
+            <w:right w:w="108" w:type="dxa"/>
+          </w:tblCellMar>
+        </w:tblPrEx>
+        <w:tc>
+          <w:tcPr>
+            <w:tcW w:w="1954" w:type="dxa"/>
+          </w:tcPr>
+          <w:p>
+            <w:pPr>
+              <w:pStyle w:val="31"/>
+              <w:ind w:left="0"/>
+              <w:rPr>
+                <w:rFonts w:hint="eastAsia" w:ascii="宋体" w:hAnsi="宋体" w:eastAsia="宋体"/>
+                <w:sz w:val="24"/>
+                <w:szCs w:val="24"/>
+              </w:rPr>
+            </w:pPr>
+            <w:r>
+              <w:rPr>
+                <w:rFonts w:hint="eastAsia" w:ascii="宋体" w:hAnsi="宋体" w:eastAsia="宋体"/>
+                <w:sz w:val="24"/>
+                <w:szCs w:val="24"/>
+              </w:rPr>
+              <w:t>10</w:t>
+            </w:r>
+          </w:p>
+        </w:tc>
+        <w:tc>
+          <w:tcPr>
+            <w:tcW w:w="1954" w:type="dxa"/>
+          </w:tcPr>
+          <w:p>
+            <w:pPr>
+              <w:pStyle w:val="31"/>
+              <w:ind w:left="0"/>
+              <w:rPr>
+                <w:rFonts w:hint="eastAsia" w:ascii="宋体" w:hAnsi="宋体" w:eastAsia="宋体"/>
+                <w:sz w:val="24"/>
+                <w:szCs w:val="24"/>
+              </w:rPr>
+            </w:pPr>
+            <w:r>
+              <w:rPr>
+                <w:rFonts w:hint="eastAsia" w:ascii="宋体" w:hAnsi="宋体" w:eastAsia="宋体"/>
+                <w:sz w:val="24"/>
+                <w:szCs w:val="24"/>
+              </w:rPr>
+              <w:t>Relay1LL</w:t>
+            </w:r>
+          </w:p>
+        </w:tc>
+        <w:tc>
+          <w:tcPr>
+            <w:tcW w:w="1954" w:type="dxa"/>
+          </w:tcPr>
+          <w:p>
+            <w:pPr>
+              <w:pStyle w:val="31"/>
+              <w:ind w:left="0"/>
+              <w:rPr>
+                <w:rFonts w:hint="eastAsia" w:ascii="宋体" w:hAnsi="宋体" w:eastAsia="宋体"/>
+                <w:sz w:val="24"/>
+                <w:szCs w:val="24"/>
+              </w:rPr>
+            </w:pPr>
+            <w:r>
+              <w:rPr>
+                <w:rFonts w:hint="eastAsia" w:ascii="宋体" w:hAnsi="宋体" w:eastAsia="宋体"/>
+                <w:sz w:val="24"/>
+                <w:szCs w:val="24"/>
+              </w:rPr>
+              <w:t>充电状态最低位</w:t>
+            </w:r>
+          </w:p>
+        </w:tc>
+        <w:tc>
+          <w:tcPr>
+            <w:tcW w:w="1954" w:type="dxa"/>
+          </w:tcPr>
+          <w:p>
+            <w:pPr>
+              <w:pStyle w:val="31"/>
+              <w:ind w:left="0"/>
+              <w:rPr>
+                <w:rFonts w:hint="eastAsia" w:ascii="宋体" w:hAnsi="宋体" w:eastAsia="宋体"/>
+                <w:sz w:val="24"/>
+                <w:szCs w:val="24"/>
+              </w:rPr>
+            </w:pPr>
+            <w:r>
+              <w:rPr>
+                <w:rFonts w:hint="eastAsia" w:ascii="宋体" w:hAnsi="宋体" w:eastAsia="宋体"/>
+                <w:sz w:val="24"/>
+                <w:szCs w:val="24"/>
+              </w:rPr>
+              <w:t>B0=第一只继电器，1=吸合，0=未吸合；B7=第8只继电器，1=吸合，0=未吸合</w:t>
+            </w:r>
+          </w:p>
+        </w:tc>
+      </w:tr>
+      <w:tr>
+        <w:tblPrEx>
+          <w:tblBorders>
+            <w:top w:val="single" w:color="auto" w:sz="4" w:space="0"/>
+            <w:left w:val="single" w:color="auto" w:sz="4" w:space="0"/>
+            <w:bottom w:val="single" w:color="auto" w:sz="4" w:space="0"/>
+            <w:right w:val="single" w:color="auto" w:sz="4" w:space="0"/>
+            <w:insideH w:val="single" w:color="auto" w:sz="4" w:space="0"/>
+            <w:insideV w:val="single" w:color="auto" w:sz="4" w:space="0"/>
+          </w:tblBorders>
+          <w:tblCellMar>
+            <w:top w:w="0" w:type="dxa"/>
+            <w:left w:w="108" w:type="dxa"/>
+            <w:bottom w:w="0" w:type="dxa"/>
+            <w:right w:w="108" w:type="dxa"/>
+          </w:tblCellMar>
+        </w:tblPrEx>
+        <w:tc>
+          <w:tcPr>
+            <w:tcW w:w="1954" w:type="dxa"/>
+          </w:tcPr>
+          <w:p>
+            <w:pPr>
+              <w:pStyle w:val="31"/>
+              <w:ind w:left="0"/>
+              <w:rPr>
+                <w:rFonts w:hint="eastAsia" w:ascii="宋体" w:hAnsi="宋体" w:eastAsia="宋体"/>
+                <w:sz w:val="24"/>
+                <w:szCs w:val="24"/>
+              </w:rPr>
+            </w:pPr>
+            <w:r>
+              <w:rPr>
+                <w:rFonts w:hint="eastAsia" w:ascii="宋体" w:hAnsi="宋体" w:eastAsia="宋体"/>
+                <w:sz w:val="24"/>
+                <w:szCs w:val="24"/>
+              </w:rPr>
+              <w:t>11</w:t>
+            </w:r>
+          </w:p>
+        </w:tc>
+        <w:tc>
+          <w:tcPr>
+            <w:tcW w:w="1954" w:type="dxa"/>
+          </w:tcPr>
+          <w:p>
+            <w:pPr>
+              <w:pStyle w:val="31"/>
+              <w:ind w:left="0"/>
+              <w:rPr>
+                <w:rFonts w:hint="eastAsia" w:ascii="宋体" w:hAnsi="宋体" w:eastAsia="宋体"/>
+                <w:sz w:val="24"/>
+                <w:szCs w:val="24"/>
+              </w:rPr>
+            </w:pPr>
+            <w:r>
+              <w:rPr>
+                <w:rFonts w:hint="eastAsia" w:ascii="宋体" w:hAnsi="宋体" w:eastAsia="宋体"/>
+                <w:sz w:val="24"/>
+                <w:szCs w:val="24"/>
+              </w:rPr>
+              <w:t>_ChargerModuleHH</w:t>
+            </w:r>
+          </w:p>
+        </w:tc>
+        <w:tc>
+          <w:tcPr>
+            <w:tcW w:w="1954" w:type="dxa"/>
+          </w:tcPr>
+          <w:p>
+            <w:pPr>
+              <w:pStyle w:val="31"/>
+              <w:ind w:left="0"/>
+              <w:rPr>
+                <w:rFonts w:hint="eastAsia" w:ascii="宋体" w:hAnsi="宋体" w:eastAsia="宋体"/>
+                <w:sz w:val="24"/>
+                <w:szCs w:val="24"/>
+              </w:rPr>
+            </w:pPr>
+          </w:p>
+        </w:tc>
+        <w:tc>
+          <w:tcPr>
+            <w:tcW w:w="1954" w:type="dxa"/>
+          </w:tcPr>
+          <w:p>
+            <w:pPr>
+              <w:pStyle w:val="31"/>
+              <w:ind w:left="0"/>
+              <w:rPr>
+                <w:rFonts w:hint="eastAsia" w:ascii="宋体" w:hAnsi="宋体" w:eastAsia="宋体"/>
+                <w:sz w:val="24"/>
+                <w:szCs w:val="24"/>
+              </w:rPr>
+            </w:pPr>
+          </w:p>
+        </w:tc>
+      </w:tr>
+      <w:tr>
+        <w:tblPrEx>
+          <w:tblBorders>
+            <w:top w:val="single" w:color="auto" w:sz="4" w:space="0"/>
+            <w:left w:val="single" w:color="auto" w:sz="4" w:space="0"/>
+            <w:bottom w:val="single" w:color="auto" w:sz="4" w:space="0"/>
+            <w:right w:val="single" w:color="auto" w:sz="4" w:space="0"/>
+            <w:insideH w:val="single" w:color="auto" w:sz="4" w:space="0"/>
+            <w:insideV w:val="single" w:color="auto" w:sz="4" w:space="0"/>
+          </w:tblBorders>
+          <w:tblCellMar>
+            <w:top w:w="0" w:type="dxa"/>
+            <w:left w:w="108" w:type="dxa"/>
+            <w:bottom w:w="0" w:type="dxa"/>
+            <w:right w:w="108" w:type="dxa"/>
+          </w:tblCellMar>
+        </w:tblPrEx>
+        <w:tc>
+          <w:tcPr>
+            <w:tcW w:w="1954" w:type="dxa"/>
+          </w:tcPr>
+          <w:p>
+            <w:pPr>
+              <w:pStyle w:val="31"/>
+              <w:ind w:left="0"/>
+              <w:rPr>
+                <w:rFonts w:hint="eastAsia" w:ascii="宋体" w:hAnsi="宋体" w:eastAsia="宋体"/>
+                <w:sz w:val="24"/>
+                <w:szCs w:val="24"/>
+              </w:rPr>
+            </w:pPr>
+            <w:r>
+              <w:rPr>
+                <w:rFonts w:hint="eastAsia" w:ascii="宋体" w:hAnsi="宋体" w:eastAsia="宋体"/>
+                <w:sz w:val="24"/>
+                <w:szCs w:val="24"/>
+              </w:rPr>
+              <w:t>12</w:t>
+            </w:r>
+          </w:p>
+        </w:tc>
+        <w:tc>
+          <w:tcPr>
+            <w:tcW w:w="1954" w:type="dxa"/>
+          </w:tcPr>
+          <w:p>
+            <w:pPr>
+              <w:pStyle w:val="31"/>
+              <w:ind w:left="0"/>
+              <w:rPr>
+                <w:rFonts w:hint="eastAsia" w:ascii="宋体" w:hAnsi="宋体" w:eastAsia="宋体"/>
+                <w:sz w:val="24"/>
+                <w:szCs w:val="24"/>
+              </w:rPr>
+            </w:pPr>
+            <w:r>
+              <w:rPr>
+                <w:rFonts w:hint="eastAsia" w:ascii="宋体" w:hAnsi="宋体" w:eastAsia="宋体"/>
+                <w:sz w:val="24"/>
+                <w:szCs w:val="24"/>
+              </w:rPr>
+              <w:t>_ChargerModuleH</w:t>
+            </w:r>
+          </w:p>
+        </w:tc>
+        <w:tc>
+          <w:tcPr>
+            <w:tcW w:w="1954" w:type="dxa"/>
+          </w:tcPr>
+          <w:p>
+            <w:pPr>
+              <w:pStyle w:val="31"/>
+              <w:ind w:left="0"/>
+              <w:rPr>
+                <w:rFonts w:hint="eastAsia" w:ascii="宋体" w:hAnsi="宋体" w:eastAsia="宋体"/>
+                <w:sz w:val="24"/>
+                <w:szCs w:val="24"/>
+              </w:rPr>
+            </w:pPr>
+          </w:p>
+        </w:tc>
+        <w:tc>
+          <w:tcPr>
+            <w:tcW w:w="1954" w:type="dxa"/>
+          </w:tcPr>
+          <w:p>
+            <w:pPr>
+              <w:pStyle w:val="31"/>
+              <w:ind w:left="0"/>
+              <w:rPr>
+                <w:rFonts w:hint="default" w:ascii="宋体" w:hAnsi="宋体" w:eastAsia="宋体"/>
+                <w:sz w:val="24"/>
+                <w:szCs w:val="24"/>
+                <w:lang w:val="en-US" w:eastAsia="zh-CN"/>
+              </w:rPr>
+            </w:pPr>
+          </w:p>
+        </w:tc>
+      </w:tr>
+      <w:tr>
+        <w:tblPrEx>
+          <w:tblBorders>
+            <w:top w:val="single" w:color="auto" w:sz="4" w:space="0"/>
+            <w:left w:val="single" w:color="auto" w:sz="4" w:space="0"/>
+            <w:bottom w:val="single" w:color="auto" w:sz="4" w:space="0"/>
+            <w:right w:val="single" w:color="auto" w:sz="4" w:space="0"/>
+            <w:insideH w:val="single" w:color="auto" w:sz="4" w:space="0"/>
+            <w:insideV w:val="single" w:color="auto" w:sz="4" w:space="0"/>
+          </w:tblBorders>
+          <w:tblCellMar>
+            <w:top w:w="0" w:type="dxa"/>
+            <w:left w:w="108" w:type="dxa"/>
+            <w:bottom w:w="0" w:type="dxa"/>
+            <w:right w:w="108" w:type="dxa"/>
+          </w:tblCellMar>
+        </w:tblPrEx>
+        <w:tc>
+          <w:tcPr>
+            <w:tcW w:w="1954" w:type="dxa"/>
+          </w:tcPr>
+          <w:p>
+            <w:pPr>
+              <w:pStyle w:val="31"/>
+              <w:ind w:left="0"/>
+              <w:rPr>
+                <w:rFonts w:hint="eastAsia" w:ascii="宋体" w:hAnsi="宋体" w:eastAsia="宋体"/>
+                <w:sz w:val="24"/>
+                <w:szCs w:val="24"/>
+              </w:rPr>
+            </w:pPr>
+            <w:r>
+              <w:rPr>
+                <w:rFonts w:hint="eastAsia" w:ascii="宋体" w:hAnsi="宋体" w:eastAsia="宋体"/>
+                <w:sz w:val="24"/>
+                <w:szCs w:val="24"/>
+              </w:rPr>
+              <w:t>13</w:t>
+            </w:r>
+          </w:p>
+        </w:tc>
+        <w:tc>
+          <w:tcPr>
+            <w:tcW w:w="1954" w:type="dxa"/>
+          </w:tcPr>
+          <w:p>
+            <w:pPr>
+              <w:pStyle w:val="31"/>
+              <w:ind w:left="0"/>
+              <w:rPr>
+                <w:rFonts w:hint="eastAsia" w:ascii="宋体" w:hAnsi="宋体" w:eastAsia="宋体"/>
+                <w:sz w:val="24"/>
+                <w:szCs w:val="24"/>
+              </w:rPr>
+            </w:pPr>
+            <w:r>
+              <w:rPr>
+                <w:rFonts w:hint="eastAsia" w:ascii="宋体" w:hAnsi="宋体" w:eastAsia="宋体"/>
+                <w:sz w:val="24"/>
+                <w:szCs w:val="24"/>
+              </w:rPr>
+              <w:t>_ChargerModuleL</w:t>
+            </w:r>
+          </w:p>
+        </w:tc>
+        <w:tc>
+          <w:tcPr>
+            <w:tcW w:w="1954" w:type="dxa"/>
+          </w:tcPr>
+          <w:p>
+            <w:pPr>
+              <w:pStyle w:val="31"/>
+              <w:ind w:left="0"/>
+              <w:rPr>
+                <w:rFonts w:hint="eastAsia" w:ascii="宋体" w:hAnsi="宋体" w:eastAsia="宋体"/>
+                <w:sz w:val="24"/>
+                <w:szCs w:val="24"/>
+              </w:rPr>
+            </w:pPr>
+          </w:p>
+        </w:tc>
+        <w:tc>
+          <w:tcPr>
+            <w:tcW w:w="1954" w:type="dxa"/>
+          </w:tcPr>
+          <w:p>
+            <w:pPr>
+              <w:pStyle w:val="31"/>
+              <w:ind w:left="0"/>
+              <w:rPr>
+                <w:rFonts w:hint="eastAsia" w:ascii="宋体" w:hAnsi="宋体" w:eastAsia="宋体"/>
+                <w:sz w:val="24"/>
+                <w:szCs w:val="24"/>
+              </w:rPr>
+            </w:pPr>
+            <w:r>
+              <w:rPr>
+                <w:rFonts w:hint="eastAsia" w:ascii="宋体" w:hAnsi="宋体" w:eastAsia="宋体"/>
+                <w:sz w:val="24"/>
+                <w:szCs w:val="24"/>
+              </w:rPr>
+              <w:t>B0=第9模块，1=工作，0=未工作；B7=第16模块，1=工作，0=未工作</w:t>
+            </w:r>
+          </w:p>
+        </w:tc>
+      </w:tr>
+      <w:tr>
+        <w:tblPrEx>
+          <w:tblBorders>
+            <w:top w:val="single" w:color="auto" w:sz="4" w:space="0"/>
+            <w:left w:val="single" w:color="auto" w:sz="4" w:space="0"/>
+            <w:bottom w:val="single" w:color="auto" w:sz="4" w:space="0"/>
+            <w:right w:val="single" w:color="auto" w:sz="4" w:space="0"/>
+            <w:insideH w:val="single" w:color="auto" w:sz="4" w:space="0"/>
+            <w:insideV w:val="single" w:color="auto" w:sz="4" w:space="0"/>
+          </w:tblBorders>
+          <w:tblCellMar>
+            <w:top w:w="0" w:type="dxa"/>
+            <w:left w:w="108" w:type="dxa"/>
+            <w:bottom w:w="0" w:type="dxa"/>
+            <w:right w:w="108" w:type="dxa"/>
+          </w:tblCellMar>
+        </w:tblPrEx>
+        <w:tc>
+          <w:tcPr>
+            <w:tcW w:w="1954" w:type="dxa"/>
+          </w:tcPr>
+          <w:p>
+            <w:pPr>
+              <w:pStyle w:val="31"/>
+              <w:ind w:left="0"/>
+              <w:rPr>
+                <w:rFonts w:hint="eastAsia" w:ascii="宋体" w:hAnsi="宋体" w:eastAsia="宋体"/>
+                <w:sz w:val="24"/>
+                <w:szCs w:val="24"/>
+              </w:rPr>
+            </w:pPr>
+            <w:r>
+              <w:rPr>
+                <w:rFonts w:hint="eastAsia" w:ascii="宋体" w:hAnsi="宋体" w:eastAsia="宋体"/>
+                <w:sz w:val="24"/>
+                <w:szCs w:val="24"/>
+              </w:rPr>
+              <w:t>14</w:t>
+            </w:r>
+          </w:p>
+        </w:tc>
+        <w:tc>
+          <w:tcPr>
+            <w:tcW w:w="1954" w:type="dxa"/>
+          </w:tcPr>
+          <w:p>
+            <w:pPr>
+              <w:pStyle w:val="31"/>
+              <w:ind w:left="0"/>
+              <w:rPr>
+                <w:rFonts w:hint="eastAsia" w:ascii="宋体" w:hAnsi="宋体" w:eastAsia="宋体"/>
+                <w:sz w:val="24"/>
+                <w:szCs w:val="24"/>
+              </w:rPr>
+            </w:pPr>
+            <w:r>
+              <w:rPr>
+                <w:rFonts w:hint="eastAsia" w:ascii="宋体" w:hAnsi="宋体" w:eastAsia="宋体"/>
+                <w:sz w:val="24"/>
+                <w:szCs w:val="24"/>
+              </w:rPr>
+              <w:t>_ChargerModuleLL</w:t>
+            </w:r>
+          </w:p>
+        </w:tc>
+        <w:tc>
+          <w:tcPr>
+            <w:tcW w:w="1954" w:type="dxa"/>
+          </w:tcPr>
+          <w:p>
+            <w:pPr>
+              <w:pStyle w:val="31"/>
+              <w:ind w:left="0"/>
+              <w:rPr>
+                <w:rFonts w:hint="eastAsia" w:ascii="宋体" w:hAnsi="宋体" w:eastAsia="宋体"/>
+                <w:sz w:val="24"/>
+                <w:szCs w:val="24"/>
+              </w:rPr>
+            </w:pPr>
+          </w:p>
+        </w:tc>
+        <w:tc>
+          <w:tcPr>
+            <w:tcW w:w="1954" w:type="dxa"/>
+          </w:tcPr>
+          <w:p>
+            <w:pPr>
+              <w:pStyle w:val="31"/>
+              <w:ind w:left="0"/>
+              <w:rPr>
+                <w:rFonts w:hint="eastAsia" w:ascii="宋体" w:hAnsi="宋体" w:eastAsia="宋体"/>
+                <w:sz w:val="24"/>
+                <w:szCs w:val="24"/>
+              </w:rPr>
+            </w:pPr>
+            <w:r>
+              <w:rPr>
+                <w:rFonts w:hint="eastAsia" w:ascii="宋体" w:hAnsi="宋体" w:eastAsia="宋体"/>
+                <w:sz w:val="24"/>
+                <w:szCs w:val="24"/>
+              </w:rPr>
+              <w:t>B0=第1模块，1=工作，0=未工作；B7=第8模块，1=工作，0=未工作</w:t>
+            </w:r>
+          </w:p>
+        </w:tc>
+      </w:tr>
+    </w:tbl>
+    <w:p>
+      <w:pPr>
+        <w:pStyle w:val="31"/>
         <w:ind w:left="480"/>
         <w:rPr>
           <w:rFonts w:hint="eastAsia" w:ascii="宋体" w:hAnsi="宋体" w:eastAsia="宋体"/>
@@ -4679,7 +6386,7 @@
     </w:p>
     <w:p>
       <w:pPr>
-        <w:pStyle w:val="29"/>
+        <w:pStyle w:val="31"/>
         <w:numPr>
           <w:ilvl w:val="0"/>
           <w:numId w:val="1"/>
@@ -4701,7 +6408,7 @@
     </w:p>
     <w:p>
       <w:pPr>
-        <w:pStyle w:val="29"/>
+        <w:pStyle w:val="31"/>
         <w:numPr>
           <w:ilvl w:val="0"/>
           <w:numId w:val="2"/>
@@ -4723,7 +6430,7 @@
     </w:p>
     <w:p>
       <w:pPr>
-        <w:pStyle w:val="29"/>
+        <w:pStyle w:val="31"/>
         <w:ind w:left="840"/>
         <w:rPr>
           <w:rFonts w:hint="eastAsia" w:ascii="宋体" w:hAnsi="宋体" w:eastAsia="宋体"/>
@@ -4742,7 +6449,7 @@
     </w:p>
     <w:p>
       <w:pPr>
-        <w:pStyle w:val="29"/>
+        <w:pStyle w:val="31"/>
         <w:ind w:left="840"/>
         <w:rPr>
           <w:rFonts w:hint="eastAsia" w:ascii="宋体" w:hAnsi="宋体" w:eastAsia="宋体"/>
@@ -4761,7 +6468,7 @@
     </w:p>
     <w:p>
       <w:pPr>
-        <w:pStyle w:val="29"/>
+        <w:pStyle w:val="31"/>
         <w:numPr>
           <w:ilvl w:val="0"/>
           <w:numId w:val="2"/>
@@ -4783,7 +6490,7 @@
     </w:p>
     <w:p>
       <w:pPr>
-        <w:pStyle w:val="29"/>
+        <w:pStyle w:val="31"/>
         <w:ind w:left="840"/>
         <w:rPr>
           <w:rFonts w:hint="eastAsia" w:ascii="宋体" w:hAnsi="宋体" w:eastAsia="宋体"/>
@@ -4802,7 +6509,7 @@
     </w:p>
     <w:p>
       <w:pPr>
-        <w:pStyle w:val="29"/>
+        <w:pStyle w:val="31"/>
         <w:numPr>
           <w:ilvl w:val="0"/>
           <w:numId w:val="2"/>
@@ -4824,7 +6531,7 @@
     </w:p>
     <w:p>
       <w:pPr>
-        <w:pStyle w:val="29"/>
+        <w:pStyle w:val="31"/>
         <w:ind w:left="840"/>
         <w:rPr>
           <w:rFonts w:hint="eastAsia" w:ascii="宋体" w:hAnsi="宋体" w:eastAsia="宋体"/>
@@ -4843,10 +6550,10 @@
     </w:p>
     <w:p>
       <w:pPr>
-        <w:pStyle w:val="29"/>
+        <w:pStyle w:val="31"/>
         <w:ind w:left="840"/>
         <w:rPr>
-          <w:rFonts w:ascii="宋体" w:hAnsi="宋体" w:eastAsia="宋体"/>
+          <w:rFonts w:hint="eastAsia" w:ascii="宋体" w:hAnsi="宋体" w:eastAsia="宋体"/>
           <w:sz w:val="24"/>
           <w:szCs w:val="24"/>
         </w:rPr>
@@ -4854,13 +6561,13 @@
     </w:p>
     <w:p>
       <w:pPr>
-        <w:pStyle w:val="29"/>
+        <w:pStyle w:val="31"/>
         <w:numPr>
           <w:ilvl w:val="0"/>
           <w:numId w:val="2"/>
         </w:numPr>
         <w:rPr>
-          <w:rFonts w:ascii="宋体" w:hAnsi="宋体" w:eastAsia="宋体"/>
+          <w:rFonts w:hint="eastAsia" w:ascii="宋体" w:hAnsi="宋体" w:eastAsia="宋体"/>
           <w:sz w:val="24"/>
           <w:szCs w:val="24"/>
         </w:rPr>
@@ -4876,13 +6583,13 @@
     </w:p>
     <w:p>
       <w:pPr>
-        <w:pStyle w:val="29"/>
+        <w:pStyle w:val="31"/>
         <w:numPr>
           <w:ilvl w:val="0"/>
           <w:numId w:val="3"/>
         </w:numPr>
         <w:rPr>
-          <w:rFonts w:ascii="宋体" w:hAnsi="宋体" w:eastAsia="宋体"/>
+          <w:rFonts w:hint="eastAsia" w:ascii="宋体" w:hAnsi="宋体" w:eastAsia="宋体"/>
           <w:sz w:val="24"/>
           <w:szCs w:val="24"/>
         </w:rPr>
@@ -4898,13 +6605,13 @@
     </w:p>
     <w:p>
       <w:pPr>
-        <w:pStyle w:val="29"/>
+        <w:pStyle w:val="31"/>
         <w:numPr>
           <w:ilvl w:val="0"/>
           <w:numId w:val="3"/>
         </w:numPr>
         <w:rPr>
-          <w:rFonts w:ascii="宋体" w:hAnsi="宋体" w:eastAsia="宋体"/>
+          <w:rFonts w:hint="eastAsia" w:ascii="宋体" w:hAnsi="宋体" w:eastAsia="宋体"/>
           <w:sz w:val="24"/>
           <w:szCs w:val="24"/>
         </w:rPr>
@@ -4920,7 +6627,7 @@
     </w:p>
     <w:p>
       <w:pPr>
-        <w:pStyle w:val="29"/>
+        <w:pStyle w:val="31"/>
         <w:numPr>
           <w:ilvl w:val="0"/>
           <w:numId w:val="3"/>
@@ -4942,7 +6649,59 @@
     </w:p>
     <w:p>
       <w:pPr>
-        <w:pStyle w:val="29"/>
+        <w:pStyle w:val="31"/>
+        <w:numPr>
+          <w:ilvl w:val="0"/>
+          <w:numId w:val="2"/>
+        </w:numPr>
+        <w:rPr>
+          <w:rFonts w:hint="eastAsia" w:ascii="宋体" w:hAnsi="宋体" w:eastAsia="宋体"/>
+          <w:sz w:val="24"/>
+          <w:szCs w:val="24"/>
+        </w:rPr>
+      </w:pPr>
+      <w:r>
+        <w:rPr>
+          <w:rFonts w:hint="eastAsia" w:ascii="宋体" w:hAnsi="宋体" w:eastAsia="宋体"/>
+          <w:sz w:val="24"/>
+          <w:szCs w:val="24"/>
+        </w:rPr>
+        <w:t>下位机上传继电器状态及充电模块状态</w:t>
+      </w:r>
+    </w:p>
+    <w:p>
+      <w:pPr>
+        <w:pStyle w:val="31"/>
+        <w:ind w:left="840"/>
+        <w:rPr>
+          <w:rFonts w:ascii="宋体" w:hAnsi="宋体" w:eastAsia="宋体"/>
+          <w:sz w:val="24"/>
+          <w:szCs w:val="24"/>
+        </w:rPr>
+      </w:pPr>
+      <w:r>
+        <w:rPr>
+          <w:rFonts w:hint="eastAsia" w:ascii="宋体" w:hAnsi="宋体" w:eastAsia="宋体"/>
+          <w:sz w:val="24"/>
+          <w:szCs w:val="24"/>
+        </w:rPr>
+        <w:t>地址：0X6000~0X6007</w:t>
+      </w:r>
+    </w:p>
+    <w:p>
+      <w:pPr>
+        <w:pStyle w:val="31"/>
+        <w:ind w:left="840"/>
+        <w:rPr>
+          <w:rFonts w:hint="eastAsia" w:ascii="宋体" w:hAnsi="宋体" w:eastAsia="宋体"/>
+          <w:sz w:val="24"/>
+          <w:szCs w:val="24"/>
+        </w:rPr>
+      </w:pPr>
+    </w:p>
+    <w:p>
+      <w:pPr>
+        <w:pStyle w:val="31"/>
         <w:numPr>
           <w:ilvl w:val="0"/>
           <w:numId w:val="2"/>
@@ -4964,7 +6723,7 @@
     </w:p>
     <w:p>
       <w:pPr>
-        <w:pStyle w:val="29"/>
+        <w:pStyle w:val="31"/>
         <w:numPr>
           <w:ilvl w:val="0"/>
           <w:numId w:val="1"/>
@@ -5317,8 +7076,8 @@
     <w:lsdException w:uiPriority="99" w:name="Normal Indent"/>
     <w:lsdException w:uiPriority="99" w:name="footnote text"/>
     <w:lsdException w:uiPriority="99" w:name="annotation text"/>
-    <w:lsdException w:uiPriority="99" w:name="header"/>
-    <w:lsdException w:uiPriority="99" w:name="footer"/>
+    <w:lsdException w:uiPriority="99" w:semiHidden="0" w:name="header"/>
+    <w:lsdException w:uiPriority="99" w:semiHidden="0" w:name="footer"/>
     <w:lsdException w:uiPriority="99" w:name="index heading"/>
     <w:lsdException w:qFormat="1" w:uiPriority="35" w:name="caption"/>
     <w:lsdException w:uiPriority="99" w:name="table of figures"/>
@@ -5389,7 +7148,7 @@
     <w:lsdException w:uiPriority="99" w:name="HTML Sample"/>
     <w:lsdException w:uiPriority="99" w:name="HTML Typewriter"/>
     <w:lsdException w:uiPriority="99" w:name="HTML Variable"/>
-    <w:lsdException w:uiPriority="99" w:name="Normal Table"/>
+    <w:lsdException w:qFormat="1" w:uiPriority="99" w:name="Normal Table"/>
     <w:lsdException w:uiPriority="99" w:name="annotation subject"/>
     <w:lsdException w:uiPriority="99" w:name="Table Simple 1"/>
     <w:lsdException w:uiPriority="99" w:name="Table Simple 2"/>
@@ -5558,7 +7317,7 @@
     <w:name w:val="heading 1"/>
     <w:basedOn w:val="1"/>
     <w:next w:val="1"/>
-    <w:link w:val="16"/>
+    <w:link w:val="18"/>
     <w:qFormat/>
     <w:uiPriority w:val="9"/>
     <w:pPr>
@@ -5578,7 +7337,7 @@
     <w:name w:val="heading 2"/>
     <w:basedOn w:val="1"/>
     <w:next w:val="1"/>
-    <w:link w:val="17"/>
+    <w:link w:val="19"/>
     <w:semiHidden/>
     <w:unhideWhenUsed/>
     <w:qFormat/>
@@ -5600,7 +7359,7 @@
     <w:name w:val="heading 3"/>
     <w:basedOn w:val="1"/>
     <w:next w:val="1"/>
-    <w:link w:val="18"/>
+    <w:link w:val="20"/>
     <w:semiHidden/>
     <w:unhideWhenUsed/>
     <w:qFormat/>
@@ -5622,7 +7381,7 @@
     <w:name w:val="heading 4"/>
     <w:basedOn w:val="1"/>
     <w:next w:val="1"/>
-    <w:link w:val="19"/>
+    <w:link w:val="21"/>
     <w:semiHidden/>
     <w:unhideWhenUsed/>
     <w:qFormat/>
@@ -5644,7 +7403,7 @@
     <w:name w:val="heading 5"/>
     <w:basedOn w:val="1"/>
     <w:next w:val="1"/>
-    <w:link w:val="20"/>
+    <w:link w:val="22"/>
     <w:semiHidden/>
     <w:unhideWhenUsed/>
     <w:qFormat/>
@@ -5666,7 +7425,7 @@
     <w:name w:val="heading 6"/>
     <w:basedOn w:val="1"/>
     <w:next w:val="1"/>
-    <w:link w:val="21"/>
+    <w:link w:val="23"/>
     <w:semiHidden/>
     <w:unhideWhenUsed/>
     <w:qFormat/>
@@ -5688,7 +7447,7 @@
     <w:name w:val="heading 7"/>
     <w:basedOn w:val="1"/>
     <w:next w:val="1"/>
-    <w:link w:val="22"/>
+    <w:link w:val="24"/>
     <w:semiHidden/>
     <w:unhideWhenUsed/>
     <w:qFormat/>
@@ -5718,7 +7477,7 @@
     <w:name w:val="heading 8"/>
     <w:basedOn w:val="1"/>
     <w:next w:val="1"/>
-    <w:link w:val="23"/>
+    <w:link w:val="25"/>
     <w:semiHidden/>
     <w:unhideWhenUsed/>
     <w:qFormat/>
@@ -5745,7 +7504,7 @@
     <w:name w:val="heading 9"/>
     <w:basedOn w:val="1"/>
     <w:next w:val="1"/>
-    <w:link w:val="24"/>
+    <w:link w:val="26"/>
     <w:semiHidden/>
     <w:unhideWhenUsed/>
     <w:qFormat/>
@@ -5768,16 +7527,17 @@
       </w14:textFill>
     </w:rPr>
   </w:style>
-  <w:style w:type="character" w:default="1" w:styleId="15">
+  <w:style w:type="character" w:default="1" w:styleId="17">
     <w:name w:val="Default Paragraph Font"/>
     <w:semiHidden/>
     <w:unhideWhenUsed/>
     <w:uiPriority w:val="1"/>
   </w:style>
-  <w:style w:type="table" w:default="1" w:styleId="13">
+  <w:style w:type="table" w:default="1" w:styleId="15">
     <w:name w:val="Normal Table"/>
     <w:semiHidden/>
     <w:unhideWhenUsed/>
+    <w:qFormat/>
     <w:uiPriority w:val="99"/>
     <w:tblPr>
       <w:tblCellMar>
@@ -5789,10 +7549,48 @@
     </w:tblPr>
   </w:style>
   <w:style w:type="paragraph" w:styleId="11">
+    <w:name w:val="footer"/>
+    <w:basedOn w:val="1"/>
+    <w:link w:val="37"/>
+    <w:unhideWhenUsed/>
+    <w:uiPriority w:val="99"/>
+    <w:pPr>
+      <w:tabs>
+        <w:tab w:val="center" w:pos="4153"/>
+        <w:tab w:val="right" w:pos="8306"/>
+      </w:tabs>
+      <w:snapToGrid w:val="0"/>
+      <w:jc w:val="left"/>
+    </w:pPr>
+    <w:rPr>
+      <w:sz w:val="18"/>
+      <w:szCs w:val="18"/>
+    </w:rPr>
+  </w:style>
+  <w:style w:type="paragraph" w:styleId="12">
+    <w:name w:val="header"/>
+    <w:basedOn w:val="1"/>
+    <w:link w:val="36"/>
+    <w:unhideWhenUsed/>
+    <w:uiPriority w:val="99"/>
+    <w:pPr>
+      <w:tabs>
+        <w:tab w:val="center" w:pos="4153"/>
+        <w:tab w:val="right" w:pos="8306"/>
+      </w:tabs>
+      <w:snapToGrid w:val="0"/>
+      <w:jc w:val="center"/>
+    </w:pPr>
+    <w:rPr>
+      <w:sz w:val="18"/>
+      <w:szCs w:val="18"/>
+    </w:rPr>
+  </w:style>
+  <w:style w:type="paragraph" w:styleId="13">
     <w:name w:val="Subtitle"/>
     <w:basedOn w:val="1"/>
     <w:next w:val="1"/>
-    <w:link w:val="26"/>
+    <w:link w:val="28"/>
     <w:qFormat/>
     <w:uiPriority w:val="11"/>
     <w:pPr>
@@ -5815,11 +7613,11 @@
       </w14:textFill>
     </w:rPr>
   </w:style>
-  <w:style w:type="paragraph" w:styleId="12">
+  <w:style w:type="paragraph" w:styleId="14">
     <w:name w:val="Title"/>
     <w:basedOn w:val="1"/>
     <w:next w:val="1"/>
-    <w:link w:val="25"/>
+    <w:link w:val="27"/>
     <w:qFormat/>
     <w:uiPriority w:val="10"/>
     <w:pPr>
@@ -5835,9 +7633,9 @@
       <w:szCs w:val="56"/>
     </w:rPr>
   </w:style>
-  <w:style w:type="table" w:styleId="14">
+  <w:style w:type="table" w:styleId="16">
     <w:name w:val="Table Grid"/>
-    <w:basedOn w:val="13"/>
+    <w:basedOn w:val="15"/>
     <w:uiPriority w:val="39"/>
     <w:tblPr>
       <w:tblBorders>
@@ -5850,10 +7648,11 @@
       </w:tblBorders>
     </w:tblPr>
   </w:style>
-  <w:style w:type="character" w:customStyle="1" w:styleId="16">
+  <w:style w:type="character" w:customStyle="1" w:styleId="18">
     <w:name w:val="标题 1 字符"/>
-    <w:basedOn w:val="15"/>
+    <w:basedOn w:val="17"/>
     <w:link w:val="2"/>
+    <w:qFormat/>
     <w:uiPriority w:val="9"/>
     <w:rPr>
       <w:rFonts w:asciiTheme="majorHAnsi" w:hAnsiTheme="majorHAnsi" w:eastAsiaTheme="majorEastAsia" w:cstheme="majorBidi"/>
@@ -5862,9 +7661,9 @@
       <w:szCs w:val="48"/>
     </w:rPr>
   </w:style>
-  <w:style w:type="character" w:customStyle="1" w:styleId="17">
+  <w:style w:type="character" w:customStyle="1" w:styleId="19">
     <w:name w:val="标题 2 字符"/>
-    <w:basedOn w:val="15"/>
+    <w:basedOn w:val="17"/>
     <w:link w:val="3"/>
     <w:semiHidden/>
     <w:uiPriority w:val="9"/>
@@ -5875,9 +7674,9 @@
       <w:szCs w:val="40"/>
     </w:rPr>
   </w:style>
-  <w:style w:type="character" w:customStyle="1" w:styleId="18">
+  <w:style w:type="character" w:customStyle="1" w:styleId="20">
     <w:name w:val="标题 3 字符"/>
-    <w:basedOn w:val="15"/>
+    <w:basedOn w:val="17"/>
     <w:link w:val="4"/>
     <w:semiHidden/>
     <w:uiPriority w:val="9"/>
@@ -5888,11 +7687,12 @@
       <w:szCs w:val="32"/>
     </w:rPr>
   </w:style>
-  <w:style w:type="character" w:customStyle="1" w:styleId="19">
+  <w:style w:type="character" w:customStyle="1" w:styleId="21">
     <w:name w:val="标题 4 字符"/>
-    <w:basedOn w:val="15"/>
+    <w:basedOn w:val="17"/>
     <w:link w:val="5"/>
     <w:semiHidden/>
+    <w:qFormat/>
     <w:uiPriority w:val="9"/>
     <w:rPr>
       <w:rFonts w:cstheme="majorBidi"/>
@@ -5901,9 +7701,9 @@
       <w:szCs w:val="28"/>
     </w:rPr>
   </w:style>
-  <w:style w:type="character" w:customStyle="1" w:styleId="20">
+  <w:style w:type="character" w:customStyle="1" w:styleId="22">
     <w:name w:val="标题 5 字符"/>
-    <w:basedOn w:val="15"/>
+    <w:basedOn w:val="17"/>
     <w:link w:val="6"/>
     <w:semiHidden/>
     <w:uiPriority w:val="9"/>
@@ -5914,11 +7714,12 @@
       <w:szCs w:val="24"/>
     </w:rPr>
   </w:style>
-  <w:style w:type="character" w:customStyle="1" w:styleId="21">
+  <w:style w:type="character" w:customStyle="1" w:styleId="23">
     <w:name w:val="标题 6 字符"/>
-    <w:basedOn w:val="15"/>
+    <w:basedOn w:val="17"/>
     <w:link w:val="7"/>
     <w:semiHidden/>
+    <w:qFormat/>
     <w:uiPriority w:val="9"/>
     <w:rPr>
       <w:rFonts w:cstheme="majorBidi"/>
@@ -5927,11 +7728,12 @@
       <w:color w:val="2F5597" w:themeColor="accent1" w:themeShade="BF"/>
     </w:rPr>
   </w:style>
-  <w:style w:type="character" w:customStyle="1" w:styleId="22">
+  <w:style w:type="character" w:customStyle="1" w:styleId="24">
     <w:name w:val="标题 7 字符"/>
-    <w:basedOn w:val="15"/>
+    <w:basedOn w:val="17"/>
     <w:link w:val="8"/>
     <w:semiHidden/>
+    <w:qFormat/>
     <w:uiPriority w:val="9"/>
     <w:rPr>
       <w:rFonts w:cstheme="majorBidi"/>
@@ -5948,11 +7750,12 @@
       </w14:textFill>
     </w:rPr>
   </w:style>
-  <w:style w:type="character" w:customStyle="1" w:styleId="23">
+  <w:style w:type="character" w:customStyle="1" w:styleId="25">
     <w:name w:val="标题 8 字符"/>
-    <w:basedOn w:val="15"/>
+    <w:basedOn w:val="17"/>
     <w:link w:val="9"/>
     <w:semiHidden/>
+    <w:qFormat/>
     <w:uiPriority w:val="9"/>
     <w:rPr>
       <w:rFonts w:cstheme="majorBidi"/>
@@ -5967,11 +7770,12 @@
       </w14:textFill>
     </w:rPr>
   </w:style>
-  <w:style w:type="character" w:customStyle="1" w:styleId="24">
+  <w:style w:type="character" w:customStyle="1" w:styleId="26">
     <w:name w:val="标题 9 字符"/>
-    <w:basedOn w:val="15"/>
+    <w:basedOn w:val="17"/>
     <w:link w:val="10"/>
     <w:semiHidden/>
+    <w:qFormat/>
     <w:uiPriority w:val="9"/>
     <w:rPr>
       <w:rFonts w:eastAsiaTheme="majorEastAsia" w:cstheme="majorBidi"/>
@@ -5986,10 +7790,11 @@
       </w14:textFill>
     </w:rPr>
   </w:style>
-  <w:style w:type="character" w:customStyle="1" w:styleId="25">
+  <w:style w:type="character" w:customStyle="1" w:styleId="27">
     <w:name w:val="标题 字符"/>
-    <w:basedOn w:val="15"/>
-    <w:link w:val="12"/>
+    <w:basedOn w:val="17"/>
+    <w:link w:val="14"/>
+    <w:qFormat/>
     <w:uiPriority w:val="10"/>
     <w:rPr>
       <w:rFonts w:asciiTheme="majorHAnsi" w:hAnsiTheme="majorHAnsi" w:eastAsiaTheme="majorEastAsia" w:cstheme="majorBidi"/>
@@ -5999,10 +7804,10 @@
       <w:szCs w:val="56"/>
     </w:rPr>
   </w:style>
-  <w:style w:type="character" w:customStyle="1" w:styleId="26">
+  <w:style w:type="character" w:customStyle="1" w:styleId="28">
     <w:name w:val="副标题 字符"/>
-    <w:basedOn w:val="15"/>
-    <w:link w:val="11"/>
+    <w:basedOn w:val="17"/>
+    <w:link w:val="13"/>
     <w:uiPriority w:val="11"/>
     <w:rPr>
       <w:rFonts w:asciiTheme="majorHAnsi" w:hAnsiTheme="majorHAnsi" w:eastAsiaTheme="majorEastAsia" w:cstheme="majorBidi"/>
@@ -6020,11 +7825,11 @@
       </w14:textFill>
     </w:rPr>
   </w:style>
-  <w:style w:type="paragraph" w:styleId="27">
+  <w:style w:type="paragraph" w:styleId="29">
     <w:name w:val="Quote"/>
     <w:basedOn w:val="1"/>
     <w:next w:val="1"/>
-    <w:link w:val="28"/>
+    <w:link w:val="30"/>
     <w:qFormat/>
     <w:uiPriority w:val="29"/>
     <w:pPr>
@@ -6045,10 +7850,11 @@
       </w14:textFill>
     </w:rPr>
   </w:style>
-  <w:style w:type="character" w:customStyle="1" w:styleId="28">
+  <w:style w:type="character" w:customStyle="1" w:styleId="30">
     <w:name w:val="引用 字符"/>
-    <w:basedOn w:val="15"/>
-    <w:link w:val="27"/>
+    <w:basedOn w:val="17"/>
+    <w:link w:val="29"/>
+    <w:qFormat/>
     <w:uiPriority w:val="29"/>
     <w:rPr>
       <w:i/>
@@ -6064,7 +7870,7 @@
       </w14:textFill>
     </w:rPr>
   </w:style>
-  <w:style w:type="paragraph" w:styleId="29">
+  <w:style w:type="paragraph" w:styleId="31">
     <w:name w:val="List Paragraph"/>
     <w:basedOn w:val="1"/>
     <w:qFormat/>
@@ -6074,9 +7880,9 @@
       <w:contextualSpacing/>
     </w:pPr>
   </w:style>
-  <w:style w:type="character" w:customStyle="1" w:styleId="30">
+  <w:style w:type="character" w:customStyle="1" w:styleId="32">
     <w:name w:val="Intense Emphasis"/>
-    <w:basedOn w:val="15"/>
+    <w:basedOn w:val="17"/>
     <w:qFormat/>
     <w:uiPriority w:val="21"/>
     <w:rPr>
@@ -6085,11 +7891,11 @@
       <w:color w:val="2F5597" w:themeColor="accent1" w:themeShade="BF"/>
     </w:rPr>
   </w:style>
-  <w:style w:type="paragraph" w:styleId="31">
+  <w:style w:type="paragraph" w:styleId="33">
     <w:name w:val="Intense Quote"/>
     <w:basedOn w:val="1"/>
     <w:next w:val="1"/>
-    <w:link w:val="32"/>
+    <w:link w:val="34"/>
     <w:qFormat/>
     <w:uiPriority w:val="30"/>
     <w:pPr>
@@ -6107,10 +7913,11 @@
       <w:color w:val="2F5597" w:themeColor="accent1" w:themeShade="BF"/>
     </w:rPr>
   </w:style>
-  <w:style w:type="character" w:customStyle="1" w:styleId="32">
+  <w:style w:type="character" w:customStyle="1" w:styleId="34">
     <w:name w:val="明显引用 字符"/>
-    <w:basedOn w:val="15"/>
-    <w:link w:val="31"/>
+    <w:basedOn w:val="17"/>
+    <w:link w:val="33"/>
+    <w:qFormat/>
     <w:uiPriority w:val="30"/>
     <w:rPr>
       <w:i/>
@@ -6118,9 +7925,9 @@
       <w:color w:val="2F5597" w:themeColor="accent1" w:themeShade="BF"/>
     </w:rPr>
   </w:style>
-  <w:style w:type="character" w:customStyle="1" w:styleId="33">
+  <w:style w:type="character" w:customStyle="1" w:styleId="35">
     <w:name w:val="Intense Reference"/>
-    <w:basedOn w:val="15"/>
+    <w:basedOn w:val="17"/>
     <w:qFormat/>
     <w:uiPriority w:val="32"/>
     <w:rPr>
@@ -6129,6 +7936,26 @@
       <w:smallCaps/>
       <w:color w:val="2F5597" w:themeColor="accent1" w:themeShade="BF"/>
       <w:spacing w:val="5"/>
+    </w:rPr>
+  </w:style>
+  <w:style w:type="character" w:customStyle="1" w:styleId="36">
+    <w:name w:val="页眉 字符"/>
+    <w:basedOn w:val="17"/>
+    <w:link w:val="12"/>
+    <w:uiPriority w:val="99"/>
+    <w:rPr>
+      <w:sz w:val="18"/>
+      <w:szCs w:val="18"/>
+    </w:rPr>
+  </w:style>
+  <w:style w:type="character" w:customStyle="1" w:styleId="37">
+    <w:name w:val="页脚 字符"/>
+    <w:basedOn w:val="17"/>
+    <w:link w:val="11"/>
+    <w:uiPriority w:val="99"/>
+    <w:rPr>
+      <w:sz w:val="18"/>
+      <w:szCs w:val="18"/>
     </w:rPr>
   </w:style>
 </w:styles>
